--- a/hin/docx/017.content.docx
+++ b/hin/docx/017.content.docx
@@ -19,7 +19,7 @@
         <w:rPr>
           <w:lang w:val="hi_IN" w:bidi="hi_IN"/>
         </w:rPr>
-        <w:t>Resource: Tyndale Open Study Notes</w:t>
+        <w:t>Resource: Aquifer Open Study Notes (Profiles)</w:t>
       </w:r>
       <w:r>
         <w:rPr>
@@ -112,7 +112,7 @@
         <w:rPr>
           <w:lang w:val="hi_IN" w:bidi="hi_IN"/>
         </w:rPr>
-        <w:t>Tyndale Open Study Notes</w:t>
+        <w:t>Aquifer Open Study Notes (Profiles)</w:t>
       </w:r>
     </w:p>
     <w:p>

--- a/hin/docx/017.content.docx
+++ b/hin/docx/017.content.docx
@@ -327,18 +327,12 @@
         </w:rPr>
         <w:t xml:space="preserve">फरीसी एक छोटा दल था, लेकिन उनका इस्राएल में बहुत प्रभाव था (देखें </w:t>
       </w:r>
-      <w:hyperlink r:id="rId13">
-        <w:r>
-          <w:rPr>
-            <w:lang w:val="hi_IN" w:bidi="hi_IN"/>
-          </w:rPr>
-          <w:rPr>
-            <w:color w:val="0000EE"/>
-            <w:u w:val="single"/>
-          </w:rPr>
-          <w:t>मत्ती 15:12–14</w:t>
-        </w:r>
-      </w:hyperlink>
+      <w:r>
+        <w:rPr>
+          <w:lang w:val="hi_IN" w:bidi="hi_IN"/>
+        </w:rPr>
+        <w:t>मत्ती 15:12–14</w:t>
+      </w:r>
       <w:r>
         <w:rPr>
           <w:lang w:val="hi_IN" w:bidi="hi_IN"/>
@@ -385,18 +379,12 @@
         </w:rPr>
         <w:t xml:space="preserve">सदूकियों के विपरीत, फरीसी मृतकों के पुनरुत्थान में दृढ़ता से विश्वास करते थे (देखें </w:t>
       </w:r>
-      <w:hyperlink r:id="rId14">
-        <w:r>
-          <w:rPr>
-            <w:lang w:val="hi_IN" w:bidi="hi_IN"/>
-          </w:rPr>
-          <w:rPr>
-            <w:color w:val="0000EE"/>
-            <w:u w:val="single"/>
-          </w:rPr>
-          <w:t>प्रेरि 23:6–8</w:t>
-        </w:r>
-      </w:hyperlink>
+      <w:r>
+        <w:rPr>
+          <w:lang w:val="hi_IN" w:bidi="hi_IN"/>
+        </w:rPr>
+        <w:t>प्रेरि 23:6–8</w:t>
+      </w:r>
       <w:r>
         <w:rPr>
           <w:lang w:val="hi_IN" w:bidi="hi_IN"/>
@@ -417,36 +405,24 @@
         </w:rPr>
         <w:t xml:space="preserve">यीशु ने उन पर कपटी (कहना कुछ और लेकिन करना कुछ और) और परमेश्वर के धार्मिक मानकों पर मानवीय नियमों को प्राथमिकता देने का आरोप लगाया। उन्होंने फरीसियों का विरोध किया क्योंकि वे लोगों को परमेश्वर के छुटकारे की योजना से दूर ले जा रहे थे। यद्यपि वे इस्राएल के धार्मिक अगुए थे, यीशु ने उन्हें उनकी शिक्षाओं और परम्पराओं को विकृत करने के कारण कपटी कहकर आलोचना की (देखें </w:t>
       </w:r>
-      <w:hyperlink r:id="rId15">
-        <w:r>
-          <w:rPr>
-            <w:lang w:val="hi_IN" w:bidi="hi_IN"/>
-          </w:rPr>
-          <w:rPr>
-            <w:color w:val="0000EE"/>
-            <w:u w:val="single"/>
-          </w:rPr>
-          <w:t>मत्ती 23</w:t>
-        </w:r>
-      </w:hyperlink>
+      <w:r>
+        <w:rPr>
+          <w:lang w:val="hi_IN" w:bidi="hi_IN"/>
+        </w:rPr>
+        <w:t>मत्ती 23</w:t>
+      </w:r>
       <w:r>
         <w:rPr>
           <w:lang w:val="hi_IN" w:bidi="hi_IN"/>
         </w:rPr>
         <w:t xml:space="preserve">)। फरीसियों ने यीशु का विरोध किया। उन्होंने उन्हें और उनके कार्यों को अस्वीकार कर दिया, मुख्यतः इसलिए क्योंकि यीशु ने उनकी परम्पराओं को अनदेखा कर दिया था (उदाहरण के लिए देखें, </w:t>
       </w:r>
-      <w:hyperlink r:id="rId16">
-        <w:r>
-          <w:rPr>
-            <w:lang w:val="hi_IN" w:bidi="hi_IN"/>
-          </w:rPr>
-          <w:rPr>
-            <w:color w:val="0000EE"/>
-            <w:u w:val="single"/>
-          </w:rPr>
-          <w:t>मत्ती 15:1–20</w:t>
-        </w:r>
-      </w:hyperlink>
+      <w:r>
+        <w:rPr>
+          <w:lang w:val="hi_IN" w:bidi="hi_IN"/>
+        </w:rPr>
+        <w:t>मत्ती 15:1–20</w:t>
+      </w:r>
       <w:r>
         <w:rPr>
           <w:lang w:val="hi_IN" w:bidi="hi_IN"/>
@@ -476,936 +452,624 @@
           <w:lang w:val="hi_IN" w:bidi="hi_IN"/>
         </w:rPr>
       </w:r>
-      <w:hyperlink r:id="rId17">
-        <w:r>
-          <w:rPr>
-            <w:lang w:val="hi_IN" w:bidi="hi_IN"/>
-          </w:rPr>
-          <w:rPr>
-            <w:color w:val="0000EE"/>
-            <w:u w:val="single"/>
-          </w:rPr>
-          <w:t>मत्ती 3:7</w:t>
-        </w:r>
-      </w:hyperlink>
+      <w:r>
+        <w:rPr>
+          <w:lang w:val="hi_IN" w:bidi="hi_IN"/>
+        </w:rPr>
+        <w:t>मत्ती 3:7</w:t>
+      </w:r>
       <w:r>
         <w:rPr>
           <w:lang w:val="hi_IN" w:bidi="hi_IN"/>
         </w:rPr>
         <w:t xml:space="preserve">; </w:t>
       </w:r>
-      <w:hyperlink r:id="rId18">
-        <w:r>
-          <w:rPr>
-            <w:lang w:val="hi_IN" w:bidi="hi_IN"/>
-          </w:rPr>
-          <w:rPr>
-            <w:color w:val="0000EE"/>
-            <w:u w:val="single"/>
-          </w:rPr>
-          <w:t>5:20</w:t>
-        </w:r>
-      </w:hyperlink>
+      <w:r>
+        <w:rPr>
+          <w:lang w:val="hi_IN" w:bidi="hi_IN"/>
+        </w:rPr>
+        <w:t>5:20</w:t>
+      </w:r>
       <w:r>
         <w:rPr>
           <w:lang w:val="hi_IN" w:bidi="hi_IN"/>
         </w:rPr>
         <w:t xml:space="preserve">; </w:t>
       </w:r>
-      <w:hyperlink r:id="rId19">
-        <w:r>
-          <w:rPr>
-            <w:lang w:val="hi_IN" w:bidi="hi_IN"/>
-          </w:rPr>
-          <w:rPr>
-            <w:color w:val="0000EE"/>
-            <w:u w:val="single"/>
-          </w:rPr>
-          <w:t>9:10–14</w:t>
-        </w:r>
-      </w:hyperlink>
+      <w:r>
+        <w:rPr>
+          <w:lang w:val="hi_IN" w:bidi="hi_IN"/>
+        </w:rPr>
+        <w:t>9:10–14</w:t>
+      </w:r>
       <w:r>
         <w:rPr>
           <w:lang w:val="hi_IN" w:bidi="hi_IN"/>
         </w:rPr>
         <w:t xml:space="preserve">, </w:t>
       </w:r>
-      <w:hyperlink r:id="rId20">
-        <w:r>
-          <w:rPr>
-            <w:lang w:val="hi_IN" w:bidi="hi_IN"/>
-          </w:rPr>
-          <w:rPr>
-            <w:color w:val="0000EE"/>
-            <w:u w:val="single"/>
-          </w:rPr>
-          <w:t>34</w:t>
-        </w:r>
-      </w:hyperlink>
+      <w:r>
+        <w:rPr>
+          <w:lang w:val="hi_IN" w:bidi="hi_IN"/>
+        </w:rPr>
+        <w:t>34</w:t>
+      </w:r>
       <w:r>
         <w:rPr>
           <w:lang w:val="hi_IN" w:bidi="hi_IN"/>
         </w:rPr>
         <w:t xml:space="preserve">; </w:t>
       </w:r>
-      <w:hyperlink r:id="rId21">
-        <w:r>
-          <w:rPr>
-            <w:lang w:val="hi_IN" w:bidi="hi_IN"/>
-          </w:rPr>
-          <w:rPr>
-            <w:color w:val="0000EE"/>
-            <w:u w:val="single"/>
-          </w:rPr>
-          <w:t>12:1–14</w:t>
-        </w:r>
-      </w:hyperlink>
+      <w:r>
+        <w:rPr>
+          <w:lang w:val="hi_IN" w:bidi="hi_IN"/>
+        </w:rPr>
+        <w:t>12:1–14</w:t>
+      </w:r>
       <w:r>
         <w:rPr>
           <w:lang w:val="hi_IN" w:bidi="hi_IN"/>
         </w:rPr>
         <w:t xml:space="preserve">, </w:t>
       </w:r>
-      <w:hyperlink r:id="rId22">
-        <w:r>
-          <w:rPr>
-            <w:lang w:val="hi_IN" w:bidi="hi_IN"/>
-          </w:rPr>
-          <w:rPr>
-            <w:color w:val="0000EE"/>
-            <w:u w:val="single"/>
-          </w:rPr>
-          <w:t>22–24</w:t>
-        </w:r>
-      </w:hyperlink>
+      <w:r>
+        <w:rPr>
+          <w:lang w:val="hi_IN" w:bidi="hi_IN"/>
+        </w:rPr>
+        <w:t>22–24</w:t>
+      </w:r>
       <w:r>
         <w:rPr>
           <w:lang w:val="hi_IN" w:bidi="hi_IN"/>
         </w:rPr>
         <w:t xml:space="preserve">, </w:t>
       </w:r>
-      <w:hyperlink r:id="rId23">
-        <w:r>
-          <w:rPr>
-            <w:lang w:val="hi_IN" w:bidi="hi_IN"/>
-          </w:rPr>
-          <w:rPr>
-            <w:color w:val="0000EE"/>
-            <w:u w:val="single"/>
-          </w:rPr>
-          <w:t>38–40</w:t>
-        </w:r>
-      </w:hyperlink>
+      <w:r>
+        <w:rPr>
+          <w:lang w:val="hi_IN" w:bidi="hi_IN"/>
+        </w:rPr>
+        <w:t>38–40</w:t>
+      </w:r>
       <w:r>
         <w:rPr>
           <w:lang w:val="hi_IN" w:bidi="hi_IN"/>
         </w:rPr>
         <w:t xml:space="preserve">; </w:t>
       </w:r>
-      <w:hyperlink r:id="rId24">
-        <w:r>
-          <w:rPr>
-            <w:lang w:val="hi_IN" w:bidi="hi_IN"/>
-          </w:rPr>
-          <w:rPr>
-            <w:color w:val="0000EE"/>
-            <w:u w:val="single"/>
-          </w:rPr>
-          <w:t>15:1–14</w:t>
-        </w:r>
-      </w:hyperlink>
+      <w:r>
+        <w:rPr>
+          <w:lang w:val="hi_IN" w:bidi="hi_IN"/>
+        </w:rPr>
+        <w:t>15:1–14</w:t>
+      </w:r>
       <w:r>
         <w:rPr>
           <w:lang w:val="hi_IN" w:bidi="hi_IN"/>
         </w:rPr>
         <w:t xml:space="preserve">; </w:t>
       </w:r>
-      <w:hyperlink r:id="rId25">
-        <w:r>
-          <w:rPr>
-            <w:lang w:val="hi_IN" w:bidi="hi_IN"/>
-          </w:rPr>
-          <w:rPr>
-            <w:color w:val="0000EE"/>
-            <w:u w:val="single"/>
-          </w:rPr>
-          <w:t>16:1–12</w:t>
-        </w:r>
-      </w:hyperlink>
+      <w:r>
+        <w:rPr>
+          <w:lang w:val="hi_IN" w:bidi="hi_IN"/>
+        </w:rPr>
+        <w:t>16:1–12</w:t>
+      </w:r>
       <w:r>
         <w:rPr>
           <w:lang w:val="hi_IN" w:bidi="hi_IN"/>
         </w:rPr>
         <w:t xml:space="preserve">; </w:t>
       </w:r>
-      <w:hyperlink r:id="rId26">
-        <w:r>
-          <w:rPr>
-            <w:lang w:val="hi_IN" w:bidi="hi_IN"/>
-          </w:rPr>
-          <w:rPr>
-            <w:color w:val="0000EE"/>
-            <w:u w:val="single"/>
-          </w:rPr>
-          <w:t>19:3</w:t>
-        </w:r>
-      </w:hyperlink>
+      <w:r>
+        <w:rPr>
+          <w:lang w:val="hi_IN" w:bidi="hi_IN"/>
+        </w:rPr>
+        <w:t>19:3</w:t>
+      </w:r>
       <w:r>
         <w:rPr>
           <w:lang w:val="hi_IN" w:bidi="hi_IN"/>
         </w:rPr>
         <w:t xml:space="preserve">; </w:t>
       </w:r>
-      <w:hyperlink r:id="rId27">
-        <w:r>
-          <w:rPr>
-            <w:lang w:val="hi_IN" w:bidi="hi_IN"/>
-          </w:rPr>
-          <w:rPr>
-            <w:color w:val="0000EE"/>
-            <w:u w:val="single"/>
-          </w:rPr>
-          <w:t>21:45</w:t>
-        </w:r>
-      </w:hyperlink>
+      <w:r>
+        <w:rPr>
+          <w:lang w:val="hi_IN" w:bidi="hi_IN"/>
+        </w:rPr>
+        <w:t>21:45</w:t>
+      </w:r>
       <w:r>
         <w:rPr>
           <w:lang w:val="hi_IN" w:bidi="hi_IN"/>
         </w:rPr>
         <w:t xml:space="preserve">; </w:t>
       </w:r>
-      <w:hyperlink r:id="rId28">
-        <w:r>
-          <w:rPr>
-            <w:lang w:val="hi_IN" w:bidi="hi_IN"/>
-          </w:rPr>
-          <w:rPr>
-            <w:color w:val="0000EE"/>
-            <w:u w:val="single"/>
-          </w:rPr>
-          <w:t>22:15</w:t>
-        </w:r>
-      </w:hyperlink>
+      <w:r>
+        <w:rPr>
+          <w:lang w:val="hi_IN" w:bidi="hi_IN"/>
+        </w:rPr>
+        <w:t>22:15</w:t>
+      </w:r>
       <w:r>
         <w:rPr>
           <w:lang w:val="hi_IN" w:bidi="hi_IN"/>
         </w:rPr>
         <w:t xml:space="preserve">, </w:t>
       </w:r>
-      <w:hyperlink r:id="rId29">
-        <w:r>
-          <w:rPr>
-            <w:lang w:val="hi_IN" w:bidi="hi_IN"/>
-          </w:rPr>
-          <w:rPr>
-            <w:color w:val="0000EE"/>
-            <w:u w:val="single"/>
-          </w:rPr>
-          <w:t>34</w:t>
-        </w:r>
-      </w:hyperlink>
+      <w:r>
+        <w:rPr>
+          <w:lang w:val="hi_IN" w:bidi="hi_IN"/>
+        </w:rPr>
+        <w:t>34</w:t>
+      </w:r>
       <w:r>
         <w:rPr>
           <w:lang w:val="hi_IN" w:bidi="hi_IN"/>
         </w:rPr>
         <w:t xml:space="preserve">; </w:t>
       </w:r>
-      <w:hyperlink r:id="rId30">
-        <w:r>
-          <w:rPr>
-            <w:lang w:val="hi_IN" w:bidi="hi_IN"/>
-          </w:rPr>
-          <w:rPr>
-            <w:color w:val="0000EE"/>
-            <w:u w:val="single"/>
-          </w:rPr>
-          <w:t>23:1–7</w:t>
-        </w:r>
-      </w:hyperlink>
+      <w:r>
+        <w:rPr>
+          <w:lang w:val="hi_IN" w:bidi="hi_IN"/>
+        </w:rPr>
+        <w:t>23:1–7</w:t>
+      </w:r>
       <w:r>
         <w:rPr>
           <w:lang w:val="hi_IN" w:bidi="hi_IN"/>
         </w:rPr>
         <w:t xml:space="preserve">, </w:t>
       </w:r>
-      <w:hyperlink r:id="rId31">
-        <w:r>
-          <w:rPr>
-            <w:lang w:val="hi_IN" w:bidi="hi_IN"/>
-          </w:rPr>
-          <w:rPr>
-            <w:color w:val="0000EE"/>
-            <w:u w:val="single"/>
-          </w:rPr>
-          <w:t>13–31</w:t>
-        </w:r>
-      </w:hyperlink>
+      <w:r>
+        <w:rPr>
+          <w:lang w:val="hi_IN" w:bidi="hi_IN"/>
+        </w:rPr>
+        <w:t>13–31</w:t>
+      </w:r>
       <w:r>
         <w:rPr>
           <w:lang w:val="hi_IN" w:bidi="hi_IN"/>
         </w:rPr>
         <w:t xml:space="preserve">; </w:t>
       </w:r>
-      <w:hyperlink r:id="rId32">
-        <w:r>
-          <w:rPr>
-            <w:lang w:val="hi_IN" w:bidi="hi_IN"/>
-          </w:rPr>
-          <w:rPr>
-            <w:color w:val="0000EE"/>
-            <w:u w:val="single"/>
-          </w:rPr>
-          <w:t>27:62–64</w:t>
-        </w:r>
-      </w:hyperlink>
+      <w:r>
+        <w:rPr>
+          <w:lang w:val="hi_IN" w:bidi="hi_IN"/>
+        </w:rPr>
+        <w:t>27:62–64</w:t>
+      </w:r>
       <w:r>
         <w:rPr>
           <w:lang w:val="hi_IN" w:bidi="hi_IN"/>
         </w:rPr>
         <w:t xml:space="preserve">; </w:t>
       </w:r>
-      <w:hyperlink r:id="rId33">
-        <w:r>
-          <w:rPr>
-            <w:lang w:val="hi_IN" w:bidi="hi_IN"/>
-          </w:rPr>
-          <w:rPr>
-            <w:color w:val="0000EE"/>
-            <w:u w:val="single"/>
-          </w:rPr>
-          <w:t>मरकुस 2:23–25</w:t>
-        </w:r>
-      </w:hyperlink>
+      <w:r>
+        <w:rPr>
+          <w:lang w:val="hi_IN" w:bidi="hi_IN"/>
+        </w:rPr>
+        <w:t>मरकुस 2:23–25</w:t>
+      </w:r>
       <w:r>
         <w:rPr>
           <w:lang w:val="hi_IN" w:bidi="hi_IN"/>
         </w:rPr>
         <w:t xml:space="preserve">; </w:t>
       </w:r>
-      <w:hyperlink r:id="rId34">
-        <w:r>
-          <w:rPr>
-            <w:lang w:val="hi_IN" w:bidi="hi_IN"/>
-          </w:rPr>
-          <w:rPr>
-            <w:color w:val="0000EE"/>
-            <w:u w:val="single"/>
-          </w:rPr>
-          <w:t>3:1–6</w:t>
-        </w:r>
-      </w:hyperlink>
+      <w:r>
+        <w:rPr>
+          <w:lang w:val="hi_IN" w:bidi="hi_IN"/>
+        </w:rPr>
+        <w:t>3:1–6</w:t>
+      </w:r>
       <w:r>
         <w:rPr>
           <w:lang w:val="hi_IN" w:bidi="hi_IN"/>
         </w:rPr>
         <w:t xml:space="preserve">; </w:t>
       </w:r>
-      <w:hyperlink r:id="rId35">
-        <w:r>
-          <w:rPr>
-            <w:lang w:val="hi_IN" w:bidi="hi_IN"/>
-          </w:rPr>
-          <w:rPr>
-            <w:color w:val="0000EE"/>
-            <w:u w:val="single"/>
-          </w:rPr>
-          <w:t>7:1–13</w:t>
-        </w:r>
-      </w:hyperlink>
+      <w:r>
+        <w:rPr>
+          <w:lang w:val="hi_IN" w:bidi="hi_IN"/>
+        </w:rPr>
+        <w:t>7:1–13</w:t>
+      </w:r>
       <w:r>
         <w:rPr>
           <w:lang w:val="hi_IN" w:bidi="hi_IN"/>
         </w:rPr>
         <w:t xml:space="preserve">; </w:t>
       </w:r>
-      <w:hyperlink r:id="rId36">
-        <w:r>
-          <w:rPr>
-            <w:lang w:val="hi_IN" w:bidi="hi_IN"/>
-          </w:rPr>
-          <w:rPr>
-            <w:color w:val="0000EE"/>
-            <w:u w:val="single"/>
-          </w:rPr>
-          <w:t>8:11–12</w:t>
-        </w:r>
-      </w:hyperlink>
+      <w:r>
+        <w:rPr>
+          <w:lang w:val="hi_IN" w:bidi="hi_IN"/>
+        </w:rPr>
+        <w:t>8:11–12</w:t>
+      </w:r>
       <w:r>
         <w:rPr>
           <w:lang w:val="hi_IN" w:bidi="hi_IN"/>
         </w:rPr>
         <w:t xml:space="preserve">; </w:t>
       </w:r>
-      <w:hyperlink r:id="rId37">
-        <w:r>
-          <w:rPr>
-            <w:lang w:val="hi_IN" w:bidi="hi_IN"/>
-          </w:rPr>
-          <w:rPr>
-            <w:color w:val="0000EE"/>
-            <w:u w:val="single"/>
-          </w:rPr>
-          <w:t>12:13–17</w:t>
-        </w:r>
-      </w:hyperlink>
+      <w:r>
+        <w:rPr>
+          <w:lang w:val="hi_IN" w:bidi="hi_IN"/>
+        </w:rPr>
+        <w:t>12:13–17</w:t>
+      </w:r>
       <w:r>
         <w:rPr>
           <w:lang w:val="hi_IN" w:bidi="hi_IN"/>
         </w:rPr>
         <w:t xml:space="preserve">; </w:t>
       </w:r>
-      <w:hyperlink r:id="rId38">
-        <w:r>
-          <w:rPr>
-            <w:lang w:val="hi_IN" w:bidi="hi_IN"/>
-          </w:rPr>
-          <w:rPr>
-            <w:color w:val="0000EE"/>
-            <w:u w:val="single"/>
-          </w:rPr>
-          <w:t>लूका 5:17–21</w:t>
-        </w:r>
-      </w:hyperlink>
+      <w:r>
+        <w:rPr>
+          <w:lang w:val="hi_IN" w:bidi="hi_IN"/>
+        </w:rPr>
+        <w:t>लूका 5:17–21</w:t>
+      </w:r>
       <w:r>
         <w:rPr>
           <w:lang w:val="hi_IN" w:bidi="hi_IN"/>
         </w:rPr>
         <w:t xml:space="preserve">, </w:t>
       </w:r>
-      <w:hyperlink r:id="rId39">
-        <w:r>
-          <w:rPr>
-            <w:lang w:val="hi_IN" w:bidi="hi_IN"/>
-          </w:rPr>
-          <w:rPr>
-            <w:color w:val="0000EE"/>
-            <w:u w:val="single"/>
-          </w:rPr>
-          <w:t>29–32</w:t>
-        </w:r>
-      </w:hyperlink>
+      <w:r>
+        <w:rPr>
+          <w:lang w:val="hi_IN" w:bidi="hi_IN"/>
+        </w:rPr>
+        <w:t>29–32</w:t>
+      </w:r>
       <w:r>
         <w:rPr>
           <w:lang w:val="hi_IN" w:bidi="hi_IN"/>
         </w:rPr>
         <w:t xml:space="preserve">; </w:t>
       </w:r>
-      <w:hyperlink r:id="rId40">
-        <w:r>
-          <w:rPr>
-            <w:lang w:val="hi_IN" w:bidi="hi_IN"/>
-          </w:rPr>
-          <w:rPr>
-            <w:color w:val="0000EE"/>
-            <w:u w:val="single"/>
-          </w:rPr>
-          <w:t>6:6–11</w:t>
-        </w:r>
-      </w:hyperlink>
+      <w:r>
+        <w:rPr>
+          <w:lang w:val="hi_IN" w:bidi="hi_IN"/>
+        </w:rPr>
+        <w:t>6:6–11</w:t>
+      </w:r>
       <w:r>
         <w:rPr>
           <w:lang w:val="hi_IN" w:bidi="hi_IN"/>
         </w:rPr>
         <w:t xml:space="preserve">; </w:t>
       </w:r>
-      <w:hyperlink r:id="rId41">
-        <w:r>
-          <w:rPr>
-            <w:lang w:val="hi_IN" w:bidi="hi_IN"/>
-          </w:rPr>
-          <w:rPr>
-            <w:color w:val="0000EE"/>
-            <w:u w:val="single"/>
-          </w:rPr>
-          <w:t>7:28–30</w:t>
-        </w:r>
-      </w:hyperlink>
+      <w:r>
+        <w:rPr>
+          <w:lang w:val="hi_IN" w:bidi="hi_IN"/>
+        </w:rPr>
+        <w:t>7:28–30</w:t>
+      </w:r>
       <w:r>
         <w:rPr>
           <w:lang w:val="hi_IN" w:bidi="hi_IN"/>
         </w:rPr>
         <w:t xml:space="preserve">, </w:t>
       </w:r>
-      <w:hyperlink r:id="rId42">
-        <w:r>
-          <w:rPr>
-            <w:lang w:val="hi_IN" w:bidi="hi_IN"/>
-          </w:rPr>
-          <w:rPr>
-            <w:color w:val="0000EE"/>
-            <w:u w:val="single"/>
-          </w:rPr>
-          <w:t>36–49</w:t>
-        </w:r>
-      </w:hyperlink>
+      <w:r>
+        <w:rPr>
+          <w:lang w:val="hi_IN" w:bidi="hi_IN"/>
+        </w:rPr>
+        <w:t>36–49</w:t>
+      </w:r>
       <w:r>
         <w:rPr>
           <w:lang w:val="hi_IN" w:bidi="hi_IN"/>
         </w:rPr>
         <w:t xml:space="preserve">; </w:t>
       </w:r>
-      <w:hyperlink r:id="rId43">
-        <w:r>
-          <w:rPr>
-            <w:lang w:val="hi_IN" w:bidi="hi_IN"/>
-          </w:rPr>
-          <w:rPr>
-            <w:color w:val="0000EE"/>
-            <w:u w:val="single"/>
-          </w:rPr>
-          <w:t>11:37–54</w:t>
-        </w:r>
-      </w:hyperlink>
+      <w:r>
+        <w:rPr>
+          <w:lang w:val="hi_IN" w:bidi="hi_IN"/>
+        </w:rPr>
+        <w:t>11:37–54</w:t>
+      </w:r>
       <w:r>
         <w:rPr>
           <w:lang w:val="hi_IN" w:bidi="hi_IN"/>
         </w:rPr>
         <w:t xml:space="preserve">; </w:t>
       </w:r>
-      <w:hyperlink r:id="rId44">
-        <w:r>
-          <w:rPr>
-            <w:lang w:val="hi_IN" w:bidi="hi_IN"/>
-          </w:rPr>
-          <w:rPr>
-            <w:color w:val="0000EE"/>
-            <w:u w:val="single"/>
-          </w:rPr>
-          <w:t>12:1–3</w:t>
-        </w:r>
-      </w:hyperlink>
+      <w:r>
+        <w:rPr>
+          <w:lang w:val="hi_IN" w:bidi="hi_IN"/>
+        </w:rPr>
+        <w:t>12:1–3</w:t>
+      </w:r>
       <w:r>
         <w:rPr>
           <w:lang w:val="hi_IN" w:bidi="hi_IN"/>
         </w:rPr>
         <w:t xml:space="preserve">; </w:t>
       </w:r>
-      <w:hyperlink r:id="rId45">
-        <w:r>
-          <w:rPr>
-            <w:lang w:val="hi_IN" w:bidi="hi_IN"/>
-          </w:rPr>
-          <w:rPr>
-            <w:color w:val="0000EE"/>
-            <w:u w:val="single"/>
-          </w:rPr>
-          <w:t>13:31</w:t>
-        </w:r>
-      </w:hyperlink>
+      <w:r>
+        <w:rPr>
+          <w:lang w:val="hi_IN" w:bidi="hi_IN"/>
+        </w:rPr>
+        <w:t>13:31</w:t>
+      </w:r>
       <w:r>
         <w:rPr>
           <w:lang w:val="hi_IN" w:bidi="hi_IN"/>
         </w:rPr>
         <w:t xml:space="preserve">; </w:t>
       </w:r>
-      <w:hyperlink r:id="rId46">
-        <w:r>
-          <w:rPr>
-            <w:lang w:val="hi_IN" w:bidi="hi_IN"/>
-          </w:rPr>
-          <w:rPr>
-            <w:color w:val="0000EE"/>
-            <w:u w:val="single"/>
-          </w:rPr>
-          <w:t>14:1–6</w:t>
-        </w:r>
-      </w:hyperlink>
+      <w:r>
+        <w:rPr>
+          <w:lang w:val="hi_IN" w:bidi="hi_IN"/>
+        </w:rPr>
+        <w:t>14:1–6</w:t>
+      </w:r>
       <w:r>
         <w:rPr>
           <w:lang w:val="hi_IN" w:bidi="hi_IN"/>
         </w:rPr>
         <w:t xml:space="preserve">; </w:t>
       </w:r>
-      <w:hyperlink r:id="rId47">
-        <w:r>
-          <w:rPr>
-            <w:lang w:val="hi_IN" w:bidi="hi_IN"/>
-          </w:rPr>
-          <w:rPr>
-            <w:color w:val="0000EE"/>
-            <w:u w:val="single"/>
-          </w:rPr>
-          <w:t>15:1–2</w:t>
-        </w:r>
-      </w:hyperlink>
+      <w:r>
+        <w:rPr>
+          <w:lang w:val="hi_IN" w:bidi="hi_IN"/>
+        </w:rPr>
+        <w:t>15:1–2</w:t>
+      </w:r>
       <w:r>
         <w:rPr>
           <w:lang w:val="hi_IN" w:bidi="hi_IN"/>
         </w:rPr>
         <w:t xml:space="preserve">; </w:t>
       </w:r>
-      <w:hyperlink r:id="rId48">
-        <w:r>
-          <w:rPr>
-            <w:lang w:val="hi_IN" w:bidi="hi_IN"/>
-          </w:rPr>
-          <w:rPr>
-            <w:color w:val="0000EE"/>
-            <w:u w:val="single"/>
-          </w:rPr>
-          <w:t>16:13–15</w:t>
-        </w:r>
-      </w:hyperlink>
+      <w:r>
+        <w:rPr>
+          <w:lang w:val="hi_IN" w:bidi="hi_IN"/>
+        </w:rPr>
+        <w:t>16:13–15</w:t>
+      </w:r>
       <w:r>
         <w:rPr>
           <w:lang w:val="hi_IN" w:bidi="hi_IN"/>
         </w:rPr>
         <w:t xml:space="preserve">; </w:t>
       </w:r>
-      <w:hyperlink r:id="rId49">
-        <w:r>
-          <w:rPr>
-            <w:lang w:val="hi_IN" w:bidi="hi_IN"/>
-          </w:rPr>
-          <w:rPr>
-            <w:color w:val="0000EE"/>
-            <w:u w:val="single"/>
-          </w:rPr>
-          <w:t>17:20–21</w:t>
-        </w:r>
-      </w:hyperlink>
+      <w:r>
+        <w:rPr>
+          <w:lang w:val="hi_IN" w:bidi="hi_IN"/>
+        </w:rPr>
+        <w:t>17:20–21</w:t>
+      </w:r>
       <w:r>
         <w:rPr>
           <w:lang w:val="hi_IN" w:bidi="hi_IN"/>
         </w:rPr>
         <w:t xml:space="preserve">; </w:t>
       </w:r>
-      <w:hyperlink r:id="rId50">
-        <w:r>
-          <w:rPr>
-            <w:lang w:val="hi_IN" w:bidi="hi_IN"/>
-          </w:rPr>
-          <w:rPr>
-            <w:color w:val="0000EE"/>
-            <w:u w:val="single"/>
-          </w:rPr>
-          <w:t>18:9–14</w:t>
-        </w:r>
-      </w:hyperlink>
+      <w:r>
+        <w:rPr>
+          <w:lang w:val="hi_IN" w:bidi="hi_IN"/>
+        </w:rPr>
+        <w:t>18:9–14</w:t>
+      </w:r>
       <w:r>
         <w:rPr>
           <w:lang w:val="hi_IN" w:bidi="hi_IN"/>
         </w:rPr>
         <w:t xml:space="preserve">; </w:t>
       </w:r>
-      <w:hyperlink r:id="rId51">
-        <w:r>
-          <w:rPr>
-            <w:lang w:val="hi_IN" w:bidi="hi_IN"/>
-          </w:rPr>
-          <w:rPr>
-            <w:color w:val="0000EE"/>
-            <w:u w:val="single"/>
-          </w:rPr>
-          <w:t>19:38–40</w:t>
-        </w:r>
-      </w:hyperlink>
+      <w:r>
+        <w:rPr>
+          <w:lang w:val="hi_IN" w:bidi="hi_IN"/>
+        </w:rPr>
+        <w:t>19:38–40</w:t>
+      </w:r>
       <w:r>
         <w:rPr>
           <w:lang w:val="hi_IN" w:bidi="hi_IN"/>
         </w:rPr>
         <w:t xml:space="preserve">; </w:t>
       </w:r>
-      <w:hyperlink r:id="rId52">
-        <w:r>
-          <w:rPr>
-            <w:lang w:val="hi_IN" w:bidi="hi_IN"/>
-          </w:rPr>
-          <w:rPr>
-            <w:color w:val="0000EE"/>
-            <w:u w:val="single"/>
-          </w:rPr>
-          <w:t>यूहन्ना 1:24–25</w:t>
-        </w:r>
-      </w:hyperlink>
+      <w:r>
+        <w:rPr>
+          <w:lang w:val="hi_IN" w:bidi="hi_IN"/>
+        </w:rPr>
+        <w:t>यूहन्ना 1:24–25</w:t>
+      </w:r>
       <w:r>
         <w:rPr>
           <w:lang w:val="hi_IN" w:bidi="hi_IN"/>
         </w:rPr>
         <w:t xml:space="preserve">; </w:t>
       </w:r>
-      <w:hyperlink r:id="rId53">
-        <w:r>
-          <w:rPr>
-            <w:lang w:val="hi_IN" w:bidi="hi_IN"/>
-          </w:rPr>
-          <w:rPr>
-            <w:color w:val="0000EE"/>
-            <w:u w:val="single"/>
-          </w:rPr>
-          <w:t>3:1</w:t>
-        </w:r>
-      </w:hyperlink>
+      <w:r>
+        <w:rPr>
+          <w:lang w:val="hi_IN" w:bidi="hi_IN"/>
+        </w:rPr>
+        <w:t>3:1</w:t>
+      </w:r>
       <w:r>
         <w:rPr>
           <w:lang w:val="hi_IN" w:bidi="hi_IN"/>
         </w:rPr>
         <w:t xml:space="preserve">; </w:t>
       </w:r>
-      <w:hyperlink r:id="rId54">
-        <w:r>
-          <w:rPr>
-            <w:lang w:val="hi_IN" w:bidi="hi_IN"/>
-          </w:rPr>
-          <w:rPr>
-            <w:color w:val="0000EE"/>
-            <w:u w:val="single"/>
-          </w:rPr>
-          <w:t>7:31–32</w:t>
-        </w:r>
-      </w:hyperlink>
+      <w:r>
+        <w:rPr>
+          <w:lang w:val="hi_IN" w:bidi="hi_IN"/>
+        </w:rPr>
+        <w:t>7:31–32</w:t>
+      </w:r>
       <w:r>
         <w:rPr>
           <w:lang w:val="hi_IN" w:bidi="hi_IN"/>
         </w:rPr>
         <w:t xml:space="preserve">, </w:t>
       </w:r>
-      <w:hyperlink r:id="rId55">
-        <w:r>
-          <w:rPr>
-            <w:lang w:val="hi_IN" w:bidi="hi_IN"/>
-          </w:rPr>
-          <w:rPr>
-            <w:color w:val="0000EE"/>
-            <w:u w:val="single"/>
-          </w:rPr>
-          <w:t>45–52</w:t>
-        </w:r>
-      </w:hyperlink>
+      <w:r>
+        <w:rPr>
+          <w:lang w:val="hi_IN" w:bidi="hi_IN"/>
+        </w:rPr>
+        <w:t>45–52</w:t>
+      </w:r>
       <w:r>
         <w:rPr>
           <w:lang w:val="hi_IN" w:bidi="hi_IN"/>
         </w:rPr>
         <w:t xml:space="preserve">; </w:t>
       </w:r>
-      <w:hyperlink r:id="rId56">
-        <w:r>
-          <w:rPr>
-            <w:lang w:val="hi_IN" w:bidi="hi_IN"/>
-          </w:rPr>
-          <w:rPr>
-            <w:color w:val="0000EE"/>
-            <w:u w:val="single"/>
-          </w:rPr>
-          <w:t>8:3–10</w:t>
-        </w:r>
-      </w:hyperlink>
+      <w:r>
+        <w:rPr>
+          <w:lang w:val="hi_IN" w:bidi="hi_IN"/>
+        </w:rPr>
+        <w:t>8:3–10</w:t>
+      </w:r>
       <w:r>
         <w:rPr>
           <w:lang w:val="hi_IN" w:bidi="hi_IN"/>
         </w:rPr>
         <w:t xml:space="preserve">, </w:t>
       </w:r>
-      <w:hyperlink r:id="rId57">
-        <w:r>
-          <w:rPr>
-            <w:lang w:val="hi_IN" w:bidi="hi_IN"/>
-          </w:rPr>
-          <w:rPr>
-            <w:color w:val="0000EE"/>
-            <w:u w:val="single"/>
-          </w:rPr>
-          <w:t>13</w:t>
-        </w:r>
-      </w:hyperlink>
+      <w:r>
+        <w:rPr>
+          <w:lang w:val="hi_IN" w:bidi="hi_IN"/>
+        </w:rPr>
+        <w:t>13</w:t>
+      </w:r>
       <w:r>
         <w:rPr>
           <w:lang w:val="hi_IN" w:bidi="hi_IN"/>
         </w:rPr>
         <w:t xml:space="preserve">; </w:t>
       </w:r>
-      <w:hyperlink r:id="rId58">
-        <w:r>
-          <w:rPr>
-            <w:lang w:val="hi_IN" w:bidi="hi_IN"/>
-          </w:rPr>
-          <w:rPr>
-            <w:color w:val="0000EE"/>
-            <w:u w:val="single"/>
-          </w:rPr>
-          <w:t>9:13–34</w:t>
-        </w:r>
-      </w:hyperlink>
+      <w:r>
+        <w:rPr>
+          <w:lang w:val="hi_IN" w:bidi="hi_IN"/>
+        </w:rPr>
+        <w:t>9:13–34</w:t>
+      </w:r>
       <w:r>
         <w:rPr>
           <w:lang w:val="hi_IN" w:bidi="hi_IN"/>
         </w:rPr>
         <w:t xml:space="preserve">, </w:t>
       </w:r>
-      <w:hyperlink r:id="rId59">
-        <w:r>
-          <w:rPr>
-            <w:lang w:val="hi_IN" w:bidi="hi_IN"/>
-          </w:rPr>
-          <w:rPr>
-            <w:color w:val="0000EE"/>
-            <w:u w:val="single"/>
-          </w:rPr>
-          <w:t>40</w:t>
-        </w:r>
-      </w:hyperlink>
+      <w:r>
+        <w:rPr>
+          <w:lang w:val="hi_IN" w:bidi="hi_IN"/>
+        </w:rPr>
+        <w:t>40</w:t>
+      </w:r>
       <w:r>
         <w:rPr>
           <w:lang w:val="hi_IN" w:bidi="hi_IN"/>
         </w:rPr>
         <w:t xml:space="preserve">; </w:t>
       </w:r>
-      <w:hyperlink r:id="rId60">
-        <w:r>
-          <w:rPr>
-            <w:lang w:val="hi_IN" w:bidi="hi_IN"/>
-          </w:rPr>
-          <w:rPr>
-            <w:color w:val="0000EE"/>
-            <w:u w:val="single"/>
-          </w:rPr>
-          <w:t>11:46–57</w:t>
-        </w:r>
-      </w:hyperlink>
+      <w:r>
+        <w:rPr>
+          <w:lang w:val="hi_IN" w:bidi="hi_IN"/>
+        </w:rPr>
+        <w:t>11:46–57</w:t>
+      </w:r>
       <w:r>
         <w:rPr>
           <w:lang w:val="hi_IN" w:bidi="hi_IN"/>
         </w:rPr>
         <w:t xml:space="preserve">; </w:t>
       </w:r>
-      <w:hyperlink r:id="rId61">
-        <w:r>
-          <w:rPr>
-            <w:lang w:val="hi_IN" w:bidi="hi_IN"/>
-          </w:rPr>
-          <w:rPr>
-            <w:color w:val="0000EE"/>
-            <w:u w:val="single"/>
-          </w:rPr>
-          <w:t>12:17–19</w:t>
-        </w:r>
-      </w:hyperlink>
+      <w:r>
+        <w:rPr>
+          <w:lang w:val="hi_IN" w:bidi="hi_IN"/>
+        </w:rPr>
+        <w:t>12:17–19</w:t>
+      </w:r>
       <w:r>
         <w:rPr>
           <w:lang w:val="hi_IN" w:bidi="hi_IN"/>
         </w:rPr>
         <w:t xml:space="preserve">, </w:t>
       </w:r>
-      <w:hyperlink r:id="rId62">
-        <w:r>
-          <w:rPr>
-            <w:lang w:val="hi_IN" w:bidi="hi_IN"/>
-          </w:rPr>
-          <w:rPr>
-            <w:color w:val="0000EE"/>
-            <w:u w:val="single"/>
-          </w:rPr>
-          <w:t>42</w:t>
-        </w:r>
-      </w:hyperlink>
+      <w:r>
+        <w:rPr>
+          <w:lang w:val="hi_IN" w:bidi="hi_IN"/>
+        </w:rPr>
+        <w:t>42</w:t>
+      </w:r>
       <w:r>
         <w:rPr>
           <w:lang w:val="hi_IN" w:bidi="hi_IN"/>
         </w:rPr>
         <w:t xml:space="preserve">; </w:t>
       </w:r>
-      <w:hyperlink r:id="rId63">
-        <w:r>
-          <w:rPr>
-            <w:lang w:val="hi_IN" w:bidi="hi_IN"/>
-          </w:rPr>
-          <w:rPr>
-            <w:color w:val="0000EE"/>
-            <w:u w:val="single"/>
-          </w:rPr>
-          <w:t>18:3</w:t>
-        </w:r>
-      </w:hyperlink>
+      <w:r>
+        <w:rPr>
+          <w:lang w:val="hi_IN" w:bidi="hi_IN"/>
+        </w:rPr>
+        <w:t>18:3</w:t>
+      </w:r>
       <w:r>
         <w:rPr>
           <w:lang w:val="hi_IN" w:bidi="hi_IN"/>
         </w:rPr>
         <w:t xml:space="preserve">; </w:t>
       </w:r>
-      <w:hyperlink r:id="rId64">
-        <w:r>
-          <w:rPr>
-            <w:lang w:val="hi_IN" w:bidi="hi_IN"/>
-          </w:rPr>
-          <w:rPr>
-            <w:color w:val="0000EE"/>
-            <w:u w:val="single"/>
-          </w:rPr>
-          <w:t>प्रेरितों के काम 5:27–40</w:t>
-        </w:r>
-      </w:hyperlink>
+      <w:r>
+        <w:rPr>
+          <w:lang w:val="hi_IN" w:bidi="hi_IN"/>
+        </w:rPr>
+        <w:t>प्रेरितों के काम 5:27–40</w:t>
+      </w:r>
       <w:r>
         <w:rPr>
           <w:lang w:val="hi_IN" w:bidi="hi_IN"/>
         </w:rPr>
         <w:t xml:space="preserve">; </w:t>
       </w:r>
-      <w:hyperlink r:id="rId65">
-        <w:r>
-          <w:rPr>
-            <w:lang w:val="hi_IN" w:bidi="hi_IN"/>
-          </w:rPr>
-          <w:rPr>
-            <w:color w:val="0000EE"/>
-            <w:u w:val="single"/>
-          </w:rPr>
-          <w:t>15:5</w:t>
-        </w:r>
-      </w:hyperlink>
+      <w:r>
+        <w:rPr>
+          <w:lang w:val="hi_IN" w:bidi="hi_IN"/>
+        </w:rPr>
+        <w:t>15:5</w:t>
+      </w:r>
       <w:r>
         <w:rPr>
           <w:lang w:val="hi_IN" w:bidi="hi_IN"/>
         </w:rPr>
         <w:t xml:space="preserve">; </w:t>
       </w:r>
-      <w:hyperlink r:id="rId66">
-        <w:r>
-          <w:rPr>
-            <w:lang w:val="hi_IN" w:bidi="hi_IN"/>
-          </w:rPr>
-          <w:rPr>
-            <w:color w:val="0000EE"/>
-            <w:u w:val="single"/>
-          </w:rPr>
-          <w:t>23:6–10</w:t>
-        </w:r>
-      </w:hyperlink>
+      <w:r>
+        <w:rPr>
+          <w:lang w:val="hi_IN" w:bidi="hi_IN"/>
+        </w:rPr>
+        <w:t>23:6–10</w:t>
+      </w:r>
       <w:r>
         <w:rPr>
           <w:lang w:val="hi_IN" w:bidi="hi_IN"/>
         </w:rPr>
         <w:t xml:space="preserve">; </w:t>
       </w:r>
-      <w:hyperlink r:id="rId67">
-        <w:r>
-          <w:rPr>
-            <w:lang w:val="hi_IN" w:bidi="hi_IN"/>
-          </w:rPr>
-          <w:rPr>
-            <w:color w:val="0000EE"/>
-            <w:u w:val="single"/>
-          </w:rPr>
-          <w:t>26:4–5</w:t>
-        </w:r>
-      </w:hyperlink>
+      <w:r>
+        <w:rPr>
+          <w:lang w:val="hi_IN" w:bidi="hi_IN"/>
+        </w:rPr>
+        <w:t>26:4–5</w:t>
+      </w:r>
       <w:r>
         <w:rPr>
           <w:lang w:val="hi_IN" w:bidi="hi_IN"/>
         </w:rPr>
         <w:t xml:space="preserve">; </w:t>
       </w:r>
-      <w:hyperlink r:id="rId68">
-        <w:r>
-          <w:rPr>
-            <w:lang w:val="hi_IN" w:bidi="hi_IN"/>
-          </w:rPr>
-          <w:rPr>
-            <w:color w:val="0000EE"/>
-            <w:u w:val="single"/>
-          </w:rPr>
-          <w:t>फिलिप्पियों 3:5–7</w:t>
-        </w:r>
-      </w:hyperlink>
+      <w:r>
+        <w:rPr>
+          <w:lang w:val="hi_IN" w:bidi="hi_IN"/>
+        </w:rPr>
+        <w:t>फिलिप्पियों 3:5–7</w:t>
+      </w:r>
       <w:r>
         <w:rPr>
           <w:lang w:val="hi_IN" w:bidi="hi_IN"/>
@@ -1454,36 +1118,24 @@
         </w:rPr>
         <w:t>"फिरौन" एक मिस्री शब्द है जिसका अर्थ है "महान घर।" यह शाही राजभवन को संदर्भित करता है और मिस्र के राजा के लिए भी एक शीर्षक है। यूसुफ के समय में, फिरौन इस्राएलियों को अनुकूल दृष्टि से देखते थे। यूसुफ ने फिरौन के सपनों की व्याख्या की, उन्हें राजा के बाद दूसरे नंबर के अधिकारी (प्रधानमंत्री) के रूप में पदोन्नति मिली (</w:t>
       </w:r>
-      <w:hyperlink r:id="rId69">
-        <w:r>
-          <w:rPr>
-            <w:lang w:val="hi_IN" w:bidi="hi_IN"/>
-          </w:rPr>
-          <w:rPr>
-            <w:color w:val="0000EE"/>
-            <w:u w:val="single"/>
-          </w:rPr>
-          <w:t>उत 41:1–44</w:t>
-        </w:r>
-      </w:hyperlink>
+      <w:r>
+        <w:rPr>
+          <w:lang w:val="hi_IN" w:bidi="hi_IN"/>
+        </w:rPr>
+        <w:t>उत 41:1–44</w:t>
+      </w:r>
       <w:r>
         <w:rPr>
           <w:lang w:val="hi_IN" w:bidi="hi_IN"/>
         </w:rPr>
         <w:t>)। फिरौन ने यूसुफ के परिवार को मिस्र में सबसे अच्छी भूमि दी (</w:t>
       </w:r>
-      <w:hyperlink r:id="rId70">
-        <w:r>
-          <w:rPr>
-            <w:lang w:val="hi_IN" w:bidi="hi_IN"/>
-          </w:rPr>
-          <w:rPr>
-            <w:color w:val="0000EE"/>
-            <w:u w:val="single"/>
-          </w:rPr>
-          <w:t>उत 45:16–20</w:t>
-        </w:r>
-      </w:hyperlink>
+      <w:r>
+        <w:rPr>
+          <w:lang w:val="hi_IN" w:bidi="hi_IN"/>
+        </w:rPr>
+        <w:t>उत 45:16–20</w:t>
+      </w:r>
       <w:r>
         <w:rPr>
           <w:lang w:val="hi_IN" w:bidi="hi_IN"/>
@@ -1504,36 +1156,24 @@
         </w:rPr>
         <w:t xml:space="preserve">निर्गमन की पुस्तक में दो फिरौन का उल्लेख है और दोनों ने इब्री लोगों को महत्व नहीं दिया (देखें </w:t>
       </w:r>
-      <w:hyperlink r:id="rId71">
-        <w:r>
-          <w:rPr>
-            <w:lang w:val="hi_IN" w:bidi="hi_IN"/>
-          </w:rPr>
-          <w:rPr>
-            <w:color w:val="0000EE"/>
-            <w:u w:val="single"/>
-          </w:rPr>
-          <w:t>निर्ग 1:8–10</w:t>
-        </w:r>
-      </w:hyperlink>
+      <w:r>
+        <w:rPr>
+          <w:lang w:val="hi_IN" w:bidi="hi_IN"/>
+        </w:rPr>
+        <w:t>निर्ग 1:8–10</w:t>
+      </w:r>
       <w:r>
         <w:rPr>
           <w:lang w:val="hi_IN" w:bidi="hi_IN"/>
         </w:rPr>
         <w:t>)। पहले फिरौन ने उस समय शासन किया जब मूसा का जन्म हुआ था। उन्होंने इब्रानियों से डरकर सभी इब्री नवजात लड़कों की हत्या का आदेश दिया। मूसा मृत्यु से बच गए और फिरौन की बेटी द्वारा राजभवन में पाले गए। इस फिरौन की मृत्यु मूसा के मिस्र से भागने के बाद हुई (</w:t>
       </w:r>
-      <w:hyperlink r:id="rId72">
-        <w:r>
-          <w:rPr>
-            <w:lang w:val="hi_IN" w:bidi="hi_IN"/>
-          </w:rPr>
-          <w:rPr>
-            <w:color w:val="0000EE"/>
-            <w:u w:val="single"/>
-          </w:rPr>
-          <w:t>निर्ग 2:23</w:t>
-        </w:r>
-      </w:hyperlink>
+      <w:r>
+        <w:rPr>
+          <w:lang w:val="hi_IN" w:bidi="hi_IN"/>
+        </w:rPr>
+        <w:t>निर्ग 2:23</w:t>
+      </w:r>
       <w:r>
         <w:rPr>
           <w:lang w:val="hi_IN" w:bidi="hi_IN"/>
@@ -1554,72 +1194,48 @@
         </w:rPr>
         <w:t xml:space="preserve">एक नया फिरौन सत्ता में आया और मूसा व हारून ने बाद में उसका सामना किया। यह फिरौन इस्राएलियों को मिस्र में रखने के लिए दृढ़ था। वह परमेश्वर की शक्ति देखने के बाद भी हठी बना रहा। बाइबल उसके कठोर मन का वर्णन करती है (देखें </w:t>
       </w:r>
-      <w:hyperlink r:id="rId73">
-        <w:r>
-          <w:rPr>
-            <w:lang w:val="hi_IN" w:bidi="hi_IN"/>
-          </w:rPr>
-          <w:rPr>
-            <w:color w:val="0000EE"/>
-            <w:u w:val="single"/>
-          </w:rPr>
-          <w:t>निर्ग 8:32</w:t>
-        </w:r>
-      </w:hyperlink>
+      <w:r>
+        <w:rPr>
+          <w:lang w:val="hi_IN" w:bidi="hi_IN"/>
+        </w:rPr>
+        <w:t>निर्ग 8:32</w:t>
+      </w:r>
       <w:r>
         <w:rPr>
           <w:lang w:val="hi_IN" w:bidi="hi_IN"/>
         </w:rPr>
         <w:t xml:space="preserve">; </w:t>
       </w:r>
-      <w:hyperlink r:id="rId74">
-        <w:r>
-          <w:rPr>
-            <w:lang w:val="hi_IN" w:bidi="hi_IN"/>
-          </w:rPr>
-          <w:rPr>
-            <w:color w:val="0000EE"/>
-            <w:u w:val="single"/>
-          </w:rPr>
-          <w:t>9:12</w:t>
-        </w:r>
-      </w:hyperlink>
+      <w:r>
+        <w:rPr>
+          <w:lang w:val="hi_IN" w:bidi="hi_IN"/>
+        </w:rPr>
+        <w:t>9:12</w:t>
+      </w:r>
       <w:r>
         <w:rPr>
           <w:lang w:val="hi_IN" w:bidi="hi_IN"/>
         </w:rPr>
         <w:t xml:space="preserve">, </w:t>
       </w:r>
-      <w:hyperlink r:id="rId75">
-        <w:r>
-          <w:rPr>
-            <w:lang w:val="hi_IN" w:bidi="hi_IN"/>
-          </w:rPr>
-          <w:rPr>
-            <w:color w:val="0000EE"/>
-            <w:u w:val="single"/>
-          </w:rPr>
-          <w:t>34–35</w:t>
-        </w:r>
-      </w:hyperlink>
+      <w:r>
+        <w:rPr>
+          <w:lang w:val="hi_IN" w:bidi="hi_IN"/>
+        </w:rPr>
+        <w:t>34–35</w:t>
+      </w:r>
       <w:r>
         <w:rPr>
           <w:lang w:val="hi_IN" w:bidi="hi_IN"/>
         </w:rPr>
         <w:t xml:space="preserve">; तुलना करें </w:t>
       </w:r>
-      <w:hyperlink r:id="rId76">
-        <w:r>
-          <w:rPr>
-            <w:lang w:val="hi_IN" w:bidi="hi_IN"/>
-          </w:rPr>
-          <w:rPr>
-            <w:color w:val="0000EE"/>
-            <w:u w:val="single"/>
-          </w:rPr>
-          <w:t>रोम 1:18–32</w:t>
-        </w:r>
-      </w:hyperlink>
+      <w:r>
+        <w:rPr>
+          <w:lang w:val="hi_IN" w:bidi="hi_IN"/>
+        </w:rPr>
+        <w:t>रोम 1:18–32</w:t>
+      </w:r>
       <w:r>
         <w:rPr>
           <w:lang w:val="hi_IN" w:bidi="hi_IN"/>
@@ -1640,36 +1256,24 @@
         </w:rPr>
         <w:t xml:space="preserve">राजा के रूप में, फिरौन मिस्र पर देवताओं के शासन का प्रतिनिधित्व करते थे, जिससे उन्हें पूर्ण शक्ति मिलती थी। परमेश्वर की विपत्तियाँ मिस्र के झूठे देवताओं पर हमला थी (देखें </w:t>
       </w:r>
-      <w:hyperlink r:id="rId77">
-        <w:r>
-          <w:rPr>
-            <w:lang w:val="hi_IN" w:bidi="hi_IN"/>
-          </w:rPr>
-          <w:rPr>
-            <w:color w:val="0000EE"/>
-            <w:u w:val="single"/>
-          </w:rPr>
-          <w:t>निर्ग 12:12</w:t>
-        </w:r>
-      </w:hyperlink>
+      <w:r>
+        <w:rPr>
+          <w:lang w:val="hi_IN" w:bidi="hi_IN"/>
+        </w:rPr>
+        <w:t>निर्ग 12:12</w:t>
+      </w:r>
       <w:r>
         <w:rPr>
           <w:lang w:val="hi_IN" w:bidi="hi_IN"/>
         </w:rPr>
         <w:t>)। अंतिम विपत्ति, पहिलौठे की मृत्यु, फिरौन के घराने को लक्षित करती थी। इस निर्णायक विपत्ति ने फिरौन को इस्राएल को जाने देने के लिए मना लिया। हालांकि, इस्राएलियों के जाने के बाद, फ़िरौन ने अपना मन बदल लिया और लाल समुद्र तक उनका पीछा किया। परमेश्वर का निःसहाय इस्राएलियों को बचाना और शक्तिशाली मिस्रियों का लाल समुद्र में विनाश पुराने नियम की सबसे प्रभावशाली बचाव की घटनाओं में से एक है। परमेश्वर ने लाल समुद्र में अपने लोगों के लिए लड़ने वाले योद्धा के रूप में स्वयं को प्रकट किया (</w:t>
       </w:r>
-      <w:hyperlink r:id="rId78">
-        <w:r>
-          <w:rPr>
-            <w:lang w:val="hi_IN" w:bidi="hi_IN"/>
-          </w:rPr>
-          <w:rPr>
-            <w:color w:val="0000EE"/>
-            <w:u w:val="single"/>
-          </w:rPr>
-          <w:t>निर्ग 15:3</w:t>
-        </w:r>
-      </w:hyperlink>
+      <w:r>
+        <w:rPr>
+          <w:lang w:val="hi_IN" w:bidi="hi_IN"/>
+        </w:rPr>
+        <w:t>निर्ग 15:3</w:t>
+      </w:r>
       <w:r>
         <w:rPr>
           <w:lang w:val="hi_IN" w:bidi="hi_IN"/>
@@ -1713,72 +1317,48 @@
           <w:lang w:val="hi_IN" w:bidi="hi_IN"/>
         </w:rPr>
       </w:r>
-      <w:hyperlink r:id="rId79">
-        <w:r>
-          <w:rPr>
-            <w:lang w:val="hi_IN" w:bidi="hi_IN"/>
-          </w:rPr>
-          <w:rPr>
-            <w:color w:val="0000EE"/>
-            <w:u w:val="single"/>
-          </w:rPr>
-          <w:t>निर्गमन 1:8–22</w:t>
-        </w:r>
-      </w:hyperlink>
+      <w:r>
+        <w:rPr>
+          <w:lang w:val="hi_IN" w:bidi="hi_IN"/>
+        </w:rPr>
+        <w:t>निर्गमन 1:8–22</w:t>
+      </w:r>
       <w:r>
         <w:rPr>
           <w:lang w:val="hi_IN" w:bidi="hi_IN"/>
         </w:rPr>
         <w:t xml:space="preserve">; </w:t>
       </w:r>
-      <w:hyperlink r:id="rId80">
-        <w:r>
-          <w:rPr>
-            <w:lang w:val="hi_IN" w:bidi="hi_IN"/>
-          </w:rPr>
-          <w:rPr>
-            <w:color w:val="0000EE"/>
-            <w:u w:val="single"/>
-          </w:rPr>
-          <w:t>2:14–15</w:t>
-        </w:r>
-      </w:hyperlink>
+      <w:r>
+        <w:rPr>
+          <w:lang w:val="hi_IN" w:bidi="hi_IN"/>
+        </w:rPr>
+        <w:t>2:14–15</w:t>
+      </w:r>
       <w:r>
         <w:rPr>
           <w:lang w:val="hi_IN" w:bidi="hi_IN"/>
         </w:rPr>
         <w:t xml:space="preserve">, </w:t>
       </w:r>
-      <w:hyperlink r:id="rId72">
-        <w:r>
-          <w:rPr>
-            <w:lang w:val="hi_IN" w:bidi="hi_IN"/>
-          </w:rPr>
-          <w:rPr>
-            <w:color w:val="0000EE"/>
-            <w:u w:val="single"/>
-          </w:rPr>
-          <w:t>23</w:t>
-        </w:r>
-      </w:hyperlink>
+      <w:r>
+        <w:rPr>
+          <w:lang w:val="hi_IN" w:bidi="hi_IN"/>
+        </w:rPr>
+        <w:t>23</w:t>
+      </w:r>
       <w:r>
         <w:rPr>
           <w:lang w:val="hi_IN" w:bidi="hi_IN"/>
         </w:rPr>
         <w:t xml:space="preserve">; </w:t>
       </w:r>
-      <w:hyperlink r:id="rId81">
-        <w:r>
-          <w:rPr>
-            <w:lang w:val="hi_IN" w:bidi="hi_IN"/>
-          </w:rPr>
-          <w:rPr>
-            <w:color w:val="0000EE"/>
-            <w:u w:val="single"/>
-          </w:rPr>
-          <w:t>5:1–15:21</w:t>
-        </w:r>
-      </w:hyperlink>
+      <w:r>
+        <w:rPr>
+          <w:lang w:val="hi_IN" w:bidi="hi_IN"/>
+        </w:rPr>
+        <w:t>5:1–15:21</w:t>
+      </w:r>
       <w:r>
         <w:rPr>
           <w:lang w:val="hi_IN" w:bidi="hi_IN"/>
@@ -1847,18 +1427,12 @@
         </w:rPr>
         <w:t xml:space="preserve">42 ईसा पूर्व के युद्ध और अन्य लड़ाइयों के कई दिग्गज फिलिप्पी में बस गए। जब पौलुस ने शहर का दौरा किया, तो यह अभी भी अपनी रोमी सैन्य विरासत को दर्शाता था। एग्नेशियन वे पर स्थित, यह अद्रिया समुद्र को एजियन सागर से जोड़ने वाली प्रमुख सैन्य सड़क पर एक महत्वपूर्ण पड़ाव था। इसे एक रोमी उपनिवेश के रूप में मजबूत नागरिक गौरव प्राप्त था, कर छूट जैसे कई विशेषाधिकारों का आनंद प्राप्त था और लातिनी को अपनी आधिकारिक भाषा के रूप में बढ़ावा दिया। इसकी सरकार रोम के नगरपालिका संविधान पर आधारित थी और लोग स्वयं को रोमी के रूप में मानते थे (देखें </w:t>
       </w:r>
-      <w:hyperlink r:id="rId82">
-        <w:r>
-          <w:rPr>
-            <w:lang w:val="hi_IN" w:bidi="hi_IN"/>
-          </w:rPr>
-          <w:rPr>
-            <w:color w:val="0000EE"/>
-            <w:u w:val="single"/>
-          </w:rPr>
-          <w:t>प्रेरि16:21</w:t>
-        </w:r>
-      </w:hyperlink>
+      <w:r>
+        <w:rPr>
+          <w:lang w:val="hi_IN" w:bidi="hi_IN"/>
+        </w:rPr>
+        <w:t>प्रेरि16:21</w:t>
+      </w:r>
       <w:r>
         <w:rPr>
           <w:lang w:val="hi_IN" w:bidi="hi_IN"/>
@@ -1879,36 +1453,24 @@
         </w:rPr>
         <w:t>पौलुस ने अपनी दूसरी मिशनरी यात्रा पर इस शहर का दौरा किया और प्रेरितों के काम की पुस्तक इस यात्रा का विस्तार से वर्णन देती है (</w:t>
       </w:r>
-      <w:hyperlink r:id="rId83">
-        <w:r>
-          <w:rPr>
-            <w:lang w:val="hi_IN" w:bidi="hi_IN"/>
-          </w:rPr>
-          <w:rPr>
-            <w:color w:val="0000EE"/>
-            <w:u w:val="single"/>
-          </w:rPr>
-          <w:t>प्रेरि16:12–40</w:t>
-        </w:r>
-      </w:hyperlink>
+      <w:r>
+        <w:rPr>
+          <w:lang w:val="hi_IN" w:bidi="hi_IN"/>
+        </w:rPr>
+        <w:t>प्रेरि16:12–40</w:t>
+      </w:r>
       <w:r>
         <w:rPr>
           <w:lang w:val="hi_IN" w:bidi="hi_IN"/>
         </w:rPr>
         <w:t>)। कहानी अक्सर शहर की रोमी पृष्ठभूमि को उजागर करती है। पौलुस अपनी रोमी नागरिकता का उपयोग करके सफलतापूर्वक अपनी रक्षा करते हैं (</w:t>
       </w:r>
-      <w:hyperlink r:id="rId84">
-        <w:r>
-          <w:rPr>
-            <w:lang w:val="hi_IN" w:bidi="hi_IN"/>
-          </w:rPr>
-          <w:rPr>
-            <w:color w:val="0000EE"/>
-            <w:u w:val="single"/>
-          </w:rPr>
-          <w:t>प्रेरि16:37–39</w:t>
-        </w:r>
-      </w:hyperlink>
+      <w:r>
+        <w:rPr>
+          <w:lang w:val="hi_IN" w:bidi="hi_IN"/>
+        </w:rPr>
+        <w:t>प्रेरि16:37–39</w:t>
+      </w:r>
       <w:r>
         <w:rPr>
           <w:lang w:val="hi_IN" w:bidi="hi_IN"/>
@@ -1940,36 +1502,24 @@
         </w:rPr>
         <w:t xml:space="preserve"> के रूप में अनुवादित किया गया है (</w:t>
       </w:r>
-      <w:hyperlink r:id="rId85">
-        <w:r>
-          <w:rPr>
-            <w:lang w:val="hi_IN" w:bidi="hi_IN"/>
-          </w:rPr>
-          <w:rPr>
-            <w:color w:val="0000EE"/>
-            <w:u w:val="single"/>
-          </w:rPr>
-          <w:t>प्रेरि16:20–22</w:t>
-        </w:r>
-      </w:hyperlink>
+      <w:r>
+        <w:rPr>
+          <w:lang w:val="hi_IN" w:bidi="hi_IN"/>
+        </w:rPr>
+        <w:t>प्रेरि16:20–22</w:t>
+      </w:r>
       <w:r>
         <w:rPr>
           <w:lang w:val="hi_IN" w:bidi="hi_IN"/>
         </w:rPr>
         <w:t xml:space="preserve">, </w:t>
       </w:r>
-      <w:hyperlink r:id="rId86">
-        <w:r>
-          <w:rPr>
-            <w:lang w:val="hi_IN" w:bidi="hi_IN"/>
-          </w:rPr>
-          <w:rPr>
-            <w:color w:val="0000EE"/>
-            <w:u w:val="single"/>
-          </w:rPr>
-          <w:t>38</w:t>
-        </w:r>
-      </w:hyperlink>
+      <w:r>
+        <w:rPr>
+          <w:lang w:val="hi_IN" w:bidi="hi_IN"/>
+        </w:rPr>
+        <w:t>38</w:t>
+      </w:r>
       <w:r>
         <w:rPr>
           <w:lang w:val="hi_IN" w:bidi="hi_IN"/>
@@ -2002,90 +1552,60 @@
         </w:rPr>
         <w:t>कलीसिया की शुरुआत उन यहूदी महिलाओं के साथ शुरू हुई जो विश्वास करती थीं और नगर के बाहर मिलती थीं, क्योंकि वहाँ कोई आराधनालय नहीं था। बाद में, वे एक प्रसिद्ध परिवर्तित महिला लुदिया के घर में इकट्ठा होने लगीं (</w:t>
       </w:r>
-      <w:hyperlink r:id="rId87">
-        <w:r>
-          <w:rPr>
-            <w:lang w:val="hi_IN" w:bidi="hi_IN"/>
-          </w:rPr>
-          <w:rPr>
-            <w:color w:val="0000EE"/>
-            <w:u w:val="single"/>
-          </w:rPr>
-          <w:t>प्रेरि 16:14–15</w:t>
-        </w:r>
-      </w:hyperlink>
+      <w:r>
+        <w:rPr>
+          <w:lang w:val="hi_IN" w:bidi="hi_IN"/>
+        </w:rPr>
+        <w:t>प्रेरि 16:14–15</w:t>
+      </w:r>
       <w:r>
         <w:rPr>
           <w:lang w:val="hi_IN" w:bidi="hi_IN"/>
         </w:rPr>
         <w:t xml:space="preserve">, </w:t>
       </w:r>
-      <w:hyperlink r:id="rId88">
-        <w:r>
-          <w:rPr>
-            <w:lang w:val="hi_IN" w:bidi="hi_IN"/>
-          </w:rPr>
-          <w:rPr>
-            <w:color w:val="0000EE"/>
-            <w:u w:val="single"/>
-          </w:rPr>
-          <w:t>40</w:t>
-        </w:r>
-      </w:hyperlink>
+      <w:r>
+        <w:rPr>
+          <w:lang w:val="hi_IN" w:bidi="hi_IN"/>
+        </w:rPr>
+        <w:t>40</w:t>
+      </w:r>
       <w:r>
         <w:rPr>
           <w:lang w:val="hi_IN" w:bidi="hi_IN"/>
         </w:rPr>
         <w:t>)। लूका संभवतः फिलिप्पी में रुके, जब पौलुस थिस्सलुनीके के लिए रवाना हुए (</w:t>
       </w:r>
-      <w:hyperlink r:id="rId89">
-        <w:r>
-          <w:rPr>
-            <w:lang w:val="hi_IN" w:bidi="hi_IN"/>
-          </w:rPr>
-          <w:rPr>
-            <w:color w:val="0000EE"/>
-            <w:u w:val="single"/>
-          </w:rPr>
-          <w:t>प्रेरि 16:12</w:t>
-        </w:r>
-      </w:hyperlink>
+      <w:r>
+        <w:rPr>
+          <w:lang w:val="hi_IN" w:bidi="hi_IN"/>
+        </w:rPr>
+        <w:t>प्रेरि 16:12</w:t>
+      </w:r>
       <w:r>
         <w:rPr>
           <w:lang w:val="hi_IN" w:bidi="hi_IN"/>
         </w:rPr>
         <w:t xml:space="preserve">, </w:t>
       </w:r>
-      <w:hyperlink r:id="rId88">
-        <w:r>
-          <w:rPr>
-            <w:lang w:val="hi_IN" w:bidi="hi_IN"/>
-          </w:rPr>
-          <w:rPr>
-            <w:color w:val="0000EE"/>
-            <w:u w:val="single"/>
-          </w:rPr>
-          <w:t>40</w:t>
-        </w:r>
-      </w:hyperlink>
+      <w:r>
+        <w:rPr>
+          <w:lang w:val="hi_IN" w:bidi="hi_IN"/>
+        </w:rPr>
+        <w:t>40</w:t>
+      </w:r>
       <w:r>
         <w:rPr>
           <w:lang w:val="hi_IN" w:bidi="hi_IN"/>
         </w:rPr>
         <w:t>) और कई वर्षों बाद पौलुस की तीसरी मिशनरी यात्रा के दौरान फिलिप्पी में उनसे पुनः मिले (</w:t>
       </w:r>
-      <w:hyperlink r:id="rId90">
-        <w:r>
-          <w:rPr>
-            <w:lang w:val="hi_IN" w:bidi="hi_IN"/>
-          </w:rPr>
-          <w:rPr>
-            <w:color w:val="0000EE"/>
-            <w:u w:val="single"/>
-          </w:rPr>
-          <w:t>प्रेरि 20:6</w:t>
-        </w:r>
-      </w:hyperlink>
+      <w:r>
+        <w:rPr>
+          <w:lang w:val="hi_IN" w:bidi="hi_IN"/>
+        </w:rPr>
+        <w:t>प्रेरि 20:6</w:t>
+      </w:r>
       <w:r>
         <w:rPr>
           <w:lang w:val="hi_IN" w:bidi="hi_IN"/>
@@ -2115,126 +1635,84 @@
           <w:lang w:val="hi_IN" w:bidi="hi_IN"/>
         </w:rPr>
       </w:r>
-      <w:hyperlink r:id="rId83">
-        <w:r>
-          <w:rPr>
-            <w:lang w:val="hi_IN" w:bidi="hi_IN"/>
-          </w:rPr>
-          <w:rPr>
-            <w:color w:val="0000EE"/>
-            <w:u w:val="single"/>
-          </w:rPr>
-          <w:t>प्रेरितों के काम 16:12–40</w:t>
-        </w:r>
-      </w:hyperlink>
+      <w:r>
+        <w:rPr>
+          <w:lang w:val="hi_IN" w:bidi="hi_IN"/>
+        </w:rPr>
+        <w:t>प्रेरितों के काम 16:12–40</w:t>
+      </w:r>
       <w:r>
         <w:rPr>
           <w:lang w:val="hi_IN" w:bidi="hi_IN"/>
         </w:rPr>
         <w:t xml:space="preserve">; </w:t>
       </w:r>
-      <w:hyperlink r:id="rId90">
-        <w:r>
-          <w:rPr>
-            <w:lang w:val="hi_IN" w:bidi="hi_IN"/>
-          </w:rPr>
-          <w:rPr>
-            <w:color w:val="0000EE"/>
-            <w:u w:val="single"/>
-          </w:rPr>
-          <w:t>20:6</w:t>
-        </w:r>
-      </w:hyperlink>
+      <w:r>
+        <w:rPr>
+          <w:lang w:val="hi_IN" w:bidi="hi_IN"/>
+        </w:rPr>
+        <w:t>20:6</w:t>
+      </w:r>
       <w:r>
         <w:rPr>
           <w:lang w:val="hi_IN" w:bidi="hi_IN"/>
         </w:rPr>
         <w:t xml:space="preserve">; </w:t>
       </w:r>
-      <w:hyperlink r:id="rId91">
-        <w:r>
-          <w:rPr>
-            <w:lang w:val="hi_IN" w:bidi="hi_IN"/>
-          </w:rPr>
-          <w:rPr>
-            <w:color w:val="0000EE"/>
-            <w:u w:val="single"/>
-          </w:rPr>
-          <w:t>फिलिप्पियों 1:1</w:t>
-        </w:r>
-      </w:hyperlink>
+      <w:r>
+        <w:rPr>
+          <w:lang w:val="hi_IN" w:bidi="hi_IN"/>
+        </w:rPr>
+        <w:t>फिलिप्पियों 1:1</w:t>
+      </w:r>
       <w:r>
         <w:rPr>
           <w:lang w:val="hi_IN" w:bidi="hi_IN"/>
         </w:rPr>
         <w:t xml:space="preserve">; </w:t>
       </w:r>
-      <w:hyperlink r:id="rId92">
-        <w:r>
-          <w:rPr>
-            <w:lang w:val="hi_IN" w:bidi="hi_IN"/>
-          </w:rPr>
-          <w:rPr>
-            <w:color w:val="0000EE"/>
-            <w:u w:val="single"/>
-          </w:rPr>
-          <w:t>2:19–30</w:t>
-        </w:r>
-      </w:hyperlink>
+      <w:r>
+        <w:rPr>
+          <w:lang w:val="hi_IN" w:bidi="hi_IN"/>
+        </w:rPr>
+        <w:t>2:19–30</w:t>
+      </w:r>
       <w:r>
         <w:rPr>
           <w:lang w:val="hi_IN" w:bidi="hi_IN"/>
         </w:rPr>
         <w:t xml:space="preserve">; </w:t>
       </w:r>
-      <w:hyperlink r:id="rId93">
-        <w:r>
-          <w:rPr>
-            <w:lang w:val="hi_IN" w:bidi="hi_IN"/>
-          </w:rPr>
-          <w:rPr>
-            <w:color w:val="0000EE"/>
-            <w:u w:val="single"/>
-          </w:rPr>
-          <w:t>4:2–3</w:t>
-        </w:r>
-      </w:hyperlink>
+      <w:r>
+        <w:rPr>
+          <w:lang w:val="hi_IN" w:bidi="hi_IN"/>
+        </w:rPr>
+        <w:t>4:2–3</w:t>
+      </w:r>
       <w:r>
         <w:rPr>
           <w:lang w:val="hi_IN" w:bidi="hi_IN"/>
         </w:rPr>
         <w:t xml:space="preserve">, </w:t>
       </w:r>
-      <w:hyperlink r:id="rId94">
-        <w:r>
-          <w:rPr>
-            <w:lang w:val="hi_IN" w:bidi="hi_IN"/>
-          </w:rPr>
-          <w:rPr>
-            <w:color w:val="0000EE"/>
-            <w:u w:val="single"/>
-          </w:rPr>
-          <w:t>10–22</w:t>
-        </w:r>
-      </w:hyperlink>
+      <w:r>
+        <w:rPr>
+          <w:lang w:val="hi_IN" w:bidi="hi_IN"/>
+        </w:rPr>
+        <w:t>10–22</w:t>
+      </w:r>
       <w:r>
         <w:rPr>
           <w:lang w:val="hi_IN" w:bidi="hi_IN"/>
         </w:rPr>
         <w:t xml:space="preserve">; </w:t>
       </w:r>
-      <w:hyperlink r:id="rId95">
-        <w:r>
-          <w:rPr>
-            <w:lang w:val="hi_IN" w:bidi="hi_IN"/>
-          </w:rPr>
-          <w:rPr>
-            <w:color w:val="0000EE"/>
-            <w:u w:val="single"/>
-          </w:rPr>
-          <w:t>1 थिस्सलुनीकियों 2:2</w:t>
-        </w:r>
-      </w:hyperlink>
+      <w:r>
+        <w:rPr>
+          <w:lang w:val="hi_IN" w:bidi="hi_IN"/>
+        </w:rPr>
+        <w:t>1 थिस्सलुनीकियों 2:2</w:t>
+      </w:r>
       <w:r>
         <w:rPr>
           <w:lang w:val="hi_IN" w:bidi="hi_IN"/>
@@ -2289,18 +1767,12 @@
         </w:rPr>
         <w:t>फिलिप्पुस, यहूदिया के बाहर लोगों के साथ यीशु के बारे में सुसमाचार साझा करने वालों में से पहले थे। वह प्रारंभिक मसीहियों द्वारा अत्यधिक सम्मानित, यरूशलेम में ज़रूरतमंद विश्वासियों के लिए खाद्य वितरण कार्यक्रम का प्रबंधन करने के लिए चुने गए सात पुरुषों में से एक थे (</w:t>
       </w:r>
-      <w:hyperlink r:id="rId96">
-        <w:r>
-          <w:rPr>
-            <w:lang w:val="hi_IN" w:bidi="hi_IN"/>
-          </w:rPr>
-          <w:rPr>
-            <w:color w:val="0000EE"/>
-            <w:u w:val="single"/>
-          </w:rPr>
-          <w:t>प्रेरि 6:1–6</w:t>
-        </w:r>
-      </w:hyperlink>
+      <w:r>
+        <w:rPr>
+          <w:lang w:val="hi_IN" w:bidi="hi_IN"/>
+        </w:rPr>
+        <w:t>प्रेरि 6:1–6</w:t>
+      </w:r>
       <w:r>
         <w:rPr>
           <w:lang w:val="hi_IN" w:bidi="hi_IN"/>
@@ -2321,54 +1793,36 @@
         </w:rPr>
         <w:t>स्तिफनुस की मृत्यु के बाद, मसीही यरूशलेम से भाग गए (</w:t>
       </w:r>
-      <w:hyperlink r:id="rId97">
-        <w:r>
-          <w:rPr>
-            <w:lang w:val="hi_IN" w:bidi="hi_IN"/>
-          </w:rPr>
-          <w:rPr>
-            <w:color w:val="0000EE"/>
-            <w:u w:val="single"/>
-          </w:rPr>
-          <w:t>प्रेरि 8:1–5</w:t>
-        </w:r>
-      </w:hyperlink>
+      <w:r>
+        <w:rPr>
+          <w:lang w:val="hi_IN" w:bidi="hi_IN"/>
+        </w:rPr>
+        <w:t>प्रेरि 8:1–5</w:t>
+      </w:r>
       <w:r>
         <w:rPr>
           <w:lang w:val="hi_IN" w:bidi="hi_IN"/>
         </w:rPr>
         <w:t>)। फिलिप्पुस ने मसीह का संदेश सामरिया, एक ऐसा शहर जिसमें विविध लोग थे, तक पहुँचाया। वहाँ, उन्होंने कई लोगों को चंगा किया और दुष्ट आत्माओं को बाहर निकाला और लोगों ने बड़े उत्सुकतापूर्ण उनका संदेश स्वीकार किया (</w:t>
       </w:r>
-      <w:hyperlink r:id="rId98">
-        <w:r>
-          <w:rPr>
-            <w:lang w:val="hi_IN" w:bidi="hi_IN"/>
-          </w:rPr>
-          <w:rPr>
-            <w:color w:val="0000EE"/>
-            <w:u w:val="single"/>
-          </w:rPr>
-          <w:t>प्रेरि 8:5–8</w:t>
-        </w:r>
-      </w:hyperlink>
+      <w:r>
+        <w:rPr>
+          <w:lang w:val="hi_IN" w:bidi="hi_IN"/>
+        </w:rPr>
+        <w:t>प्रेरि 8:5–8</w:t>
+      </w:r>
       <w:r>
         <w:rPr>
           <w:lang w:val="hi_IN" w:bidi="hi_IN"/>
         </w:rPr>
         <w:t>)। कई लोगों ने, जिनमें एक प्रसिद्ध जादूगर शमौन भी शामिल थे, बपतिस्मा लिया (</w:t>
       </w:r>
-      <w:hyperlink r:id="rId99">
-        <w:r>
-          <w:rPr>
-            <w:lang w:val="hi_IN" w:bidi="hi_IN"/>
-          </w:rPr>
-          <w:rPr>
-            <w:color w:val="0000EE"/>
-            <w:u w:val="single"/>
-          </w:rPr>
-          <w:t>प्रेरि 8:9–13</w:t>
-        </w:r>
-      </w:hyperlink>
+      <w:r>
+        <w:rPr>
+          <w:lang w:val="hi_IN" w:bidi="hi_IN"/>
+        </w:rPr>
+        <w:t>प्रेरि 8:9–13</w:t>
+      </w:r>
       <w:r>
         <w:rPr>
           <w:lang w:val="hi_IN" w:bidi="hi_IN"/>
@@ -2389,144 +1843,96 @@
         </w:rPr>
         <w:t>फिर एक स्वर्गदूत ने फिलिप्पुस को यरूशलेम से गाज़ा की ओर दक्षिण-पश्चिम यात्रा करने के लिए निर्देशित किया (</w:t>
       </w:r>
-      <w:hyperlink r:id="rId100">
-        <w:r>
-          <w:rPr>
-            <w:lang w:val="hi_IN" w:bidi="hi_IN"/>
-          </w:rPr>
-          <w:rPr>
-            <w:color w:val="0000EE"/>
-            <w:u w:val="single"/>
-          </w:rPr>
-          <w:t>प्रेरि 8:26</w:t>
-        </w:r>
-      </w:hyperlink>
+      <w:r>
+        <w:rPr>
+          <w:lang w:val="hi_IN" w:bidi="hi_IN"/>
+        </w:rPr>
+        <w:t>प्रेरि 8:26</w:t>
+      </w:r>
       <w:r>
         <w:rPr>
           <w:lang w:val="hi_IN" w:bidi="hi_IN"/>
         </w:rPr>
         <w:t>)। वहाँ आत्मा ने उन्हें कूश के खजांची से मिलने के लिए प्रेरित किया, जो यरूशलेम से घर लौट रहे थे (</w:t>
       </w:r>
-      <w:hyperlink r:id="rId101">
-        <w:r>
-          <w:rPr>
-            <w:lang w:val="hi_IN" w:bidi="hi_IN"/>
-          </w:rPr>
-          <w:rPr>
-            <w:color w:val="0000EE"/>
-            <w:u w:val="single"/>
-          </w:rPr>
-          <w:t>प्रेरि 8:27–28</w:t>
-        </w:r>
-      </w:hyperlink>
+      <w:r>
+        <w:rPr>
+          <w:lang w:val="hi_IN" w:bidi="hi_IN"/>
+        </w:rPr>
+        <w:t>प्रेरि 8:27–28</w:t>
+      </w:r>
       <w:r>
         <w:rPr>
           <w:lang w:val="hi_IN" w:bidi="hi_IN"/>
         </w:rPr>
         <w:t xml:space="preserve">)। कूशी ने फिलिप्पुस से </w:t>
       </w:r>
-      <w:hyperlink r:id="rId102">
-        <w:r>
-          <w:rPr>
-            <w:lang w:val="hi_IN" w:bidi="hi_IN"/>
-          </w:rPr>
-          <w:rPr>
-            <w:color w:val="0000EE"/>
-            <w:u w:val="single"/>
-          </w:rPr>
-          <w:t>यशायाह 53</w:t>
-        </w:r>
-      </w:hyperlink>
+      <w:r>
+        <w:rPr>
+          <w:lang w:val="hi_IN" w:bidi="hi_IN"/>
+        </w:rPr>
+        <w:t>यशायाह 53</w:t>
+      </w:r>
       <w:r>
         <w:rPr>
           <w:lang w:val="hi_IN" w:bidi="hi_IN"/>
         </w:rPr>
         <w:t xml:space="preserve"> को समझाने के लिए कहा। फिलिप्पुस ने यीशु के बारे में संदेश साझा किया (</w:t>
       </w:r>
-      <w:hyperlink r:id="rId103">
-        <w:r>
-          <w:rPr>
-            <w:lang w:val="hi_IN" w:bidi="hi_IN"/>
-          </w:rPr>
-          <w:rPr>
-            <w:color w:val="0000EE"/>
-            <w:u w:val="single"/>
-          </w:rPr>
-          <w:t>प्रेरि 8:30–35</w:t>
-        </w:r>
-      </w:hyperlink>
+      <w:r>
+        <w:rPr>
+          <w:lang w:val="hi_IN" w:bidi="hi_IN"/>
+        </w:rPr>
+        <w:t>प्रेरि 8:30–35</w:t>
+      </w:r>
       <w:r>
         <w:rPr>
           <w:lang w:val="hi_IN" w:bidi="hi_IN"/>
         </w:rPr>
         <w:t>) और सड़क के किनारे उस व्यक्ति को बपतिस्मा दिया (</w:t>
       </w:r>
-      <w:hyperlink r:id="rId104">
-        <w:r>
-          <w:rPr>
-            <w:lang w:val="hi_IN" w:bidi="hi_IN"/>
-          </w:rPr>
-          <w:rPr>
-            <w:color w:val="0000EE"/>
-            <w:u w:val="single"/>
-          </w:rPr>
-          <w:t>8:36–38</w:t>
-        </w:r>
-      </w:hyperlink>
+      <w:r>
+        <w:rPr>
+          <w:lang w:val="hi_IN" w:bidi="hi_IN"/>
+        </w:rPr>
+        <w:t>8:36–38</w:t>
+      </w:r>
       <w:r>
         <w:rPr>
           <w:lang w:val="hi_IN" w:bidi="hi_IN"/>
         </w:rPr>
         <w:t>)। फिर परमेश्वर का आत्मा अचानक से फिलिप्पुस को अश्दोद ले गया (</w:t>
       </w:r>
-      <w:hyperlink r:id="rId105">
-        <w:r>
-          <w:rPr>
-            <w:lang w:val="hi_IN" w:bidi="hi_IN"/>
-          </w:rPr>
-          <w:rPr>
-            <w:color w:val="0000EE"/>
-            <w:u w:val="single"/>
-          </w:rPr>
-          <w:t>प्रेरि 8:39–40</w:t>
-        </w:r>
-      </w:hyperlink>
+      <w:r>
+        <w:rPr>
+          <w:lang w:val="hi_IN" w:bidi="hi_IN"/>
+        </w:rPr>
+        <w:t>प्रेरि 8:39–40</w:t>
+      </w:r>
       <w:r>
         <w:rPr>
           <w:lang w:val="hi_IN" w:bidi="hi_IN"/>
         </w:rPr>
         <w:t>)। उन्होंने वहाँ संदेश का प्रचार किया और तटीय शहरों से होते हुए कैसरिया पहुँचे, जो एक बड़ा रोमी शहर था और फिलिप्पुस संभवतः वहीं पर बस गए (</w:t>
       </w:r>
-      <w:hyperlink r:id="rId106">
-        <w:r>
-          <w:rPr>
-            <w:lang w:val="hi_IN" w:bidi="hi_IN"/>
-          </w:rPr>
-          <w:rPr>
-            <w:color w:val="0000EE"/>
-            <w:u w:val="single"/>
-          </w:rPr>
-          <w:t>प्रेरि 8:40</w:t>
-        </w:r>
-      </w:hyperlink>
+      <w:r>
+        <w:rPr>
+          <w:lang w:val="hi_IN" w:bidi="hi_IN"/>
+        </w:rPr>
+        <w:t>प्रेरि 8:40</w:t>
+      </w:r>
       <w:r>
         <w:rPr>
           <w:lang w:val="hi_IN" w:bidi="hi_IN"/>
         </w:rPr>
         <w:t xml:space="preserve">; </w:t>
       </w:r>
-      <w:hyperlink r:id="rId107">
-        <w:r>
-          <w:rPr>
-            <w:lang w:val="hi_IN" w:bidi="hi_IN"/>
-          </w:rPr>
-          <w:rPr>
-            <w:color w:val="0000EE"/>
-            <w:u w:val="single"/>
-          </w:rPr>
-          <w:t>21:8–9</w:t>
-        </w:r>
-      </w:hyperlink>
+      <w:r>
+        <w:rPr>
+          <w:lang w:val="hi_IN" w:bidi="hi_IN"/>
+        </w:rPr>
+        <w:t>21:8–9</w:t>
+      </w:r>
       <w:r>
         <w:rPr>
           <w:lang w:val="hi_IN" w:bidi="hi_IN"/>
@@ -2547,36 +1953,24 @@
         </w:rPr>
         <w:t>कई वर्षों बाद, पौलुस कैसरिया में फिलिप्पुस के घर पर एक रात रहे (</w:t>
       </w:r>
-      <w:hyperlink r:id="rId108">
-        <w:r>
-          <w:rPr>
-            <w:lang w:val="hi_IN" w:bidi="hi_IN"/>
-          </w:rPr>
-          <w:rPr>
-            <w:color w:val="0000EE"/>
-            <w:u w:val="single"/>
-          </w:rPr>
-          <w:t>प्रेरि 21:8</w:t>
-        </w:r>
-      </w:hyperlink>
+      <w:r>
+        <w:rPr>
+          <w:lang w:val="hi_IN" w:bidi="hi_IN"/>
+        </w:rPr>
+        <w:t>प्रेरि 21:8</w:t>
+      </w:r>
       <w:r>
         <w:rPr>
           <w:lang w:val="hi_IN" w:bidi="hi_IN"/>
         </w:rPr>
         <w:t>)। तब तक, लोग फिलिप्पुस को फिलिप्पुस प्रचारक के रूप में जानते थे। उनके चार अविवाहित बेटियाँ थीं और उन सभी के पास भविष्यवाणी करने का वरदान था (</w:t>
       </w:r>
-      <w:hyperlink r:id="rId109">
-        <w:r>
-          <w:rPr>
-            <w:lang w:val="hi_IN" w:bidi="hi_IN"/>
-          </w:rPr>
-          <w:rPr>
-            <w:color w:val="0000EE"/>
-            <w:u w:val="single"/>
-          </w:rPr>
-          <w:t>प्रेरि 21:9</w:t>
-        </w:r>
-      </w:hyperlink>
+      <w:r>
+        <w:rPr>
+          <w:lang w:val="hi_IN" w:bidi="hi_IN"/>
+        </w:rPr>
+        <w:t>प्रेरि 21:9</w:t>
+      </w:r>
       <w:r>
         <w:rPr>
           <w:lang w:val="hi_IN" w:bidi="hi_IN"/>
@@ -2597,162 +1991,108 @@
         </w:rPr>
         <w:t xml:space="preserve">फिलिप्पुस प्रारंभिक मसीही प्रचारकों का प्रतिनिधित्व करते हैं। पवित्र आत्मा ने उन्हें उनके संदेश की पुष्टि करने के लिए सशक्त और मार्गदर्शन किया (देखें </w:t>
       </w:r>
-      <w:hyperlink r:id="rId110">
-        <w:r>
-          <w:rPr>
-            <w:lang w:val="hi_IN" w:bidi="hi_IN"/>
-          </w:rPr>
-          <w:rPr>
-            <w:color w:val="0000EE"/>
-            <w:u w:val="single"/>
-          </w:rPr>
-          <w:t>प्रेरि 1:8</w:t>
-        </w:r>
-      </w:hyperlink>
+      <w:r>
+        <w:rPr>
+          <w:lang w:val="hi_IN" w:bidi="hi_IN"/>
+        </w:rPr>
+        <w:t>प्रेरि 1:8</w:t>
+      </w:r>
       <w:r>
         <w:rPr>
           <w:lang w:val="hi_IN" w:bidi="hi_IN"/>
         </w:rPr>
         <w:t xml:space="preserve">; </w:t>
       </w:r>
-      <w:hyperlink r:id="rId111">
-        <w:r>
-          <w:rPr>
-            <w:lang w:val="hi_IN" w:bidi="hi_IN"/>
-          </w:rPr>
-          <w:rPr>
-            <w:color w:val="0000EE"/>
-            <w:u w:val="single"/>
-          </w:rPr>
-          <w:t>3:4–8</w:t>
-        </w:r>
-      </w:hyperlink>
+      <w:r>
+        <w:rPr>
+          <w:lang w:val="hi_IN" w:bidi="hi_IN"/>
+        </w:rPr>
+        <w:t>3:4–8</w:t>
+      </w:r>
       <w:r>
         <w:rPr>
           <w:lang w:val="hi_IN" w:bidi="hi_IN"/>
         </w:rPr>
         <w:t xml:space="preserve">; </w:t>
       </w:r>
-      <w:hyperlink r:id="rId112">
-        <w:r>
-          <w:rPr>
-            <w:lang w:val="hi_IN" w:bidi="hi_IN"/>
-          </w:rPr>
-          <w:rPr>
-            <w:color w:val="0000EE"/>
-            <w:u w:val="single"/>
-          </w:rPr>
-          <w:t>5:12–16</w:t>
-        </w:r>
-      </w:hyperlink>
+      <w:r>
+        <w:rPr>
+          <w:lang w:val="hi_IN" w:bidi="hi_IN"/>
+        </w:rPr>
+        <w:t>5:12–16</w:t>
+      </w:r>
       <w:r>
         <w:rPr>
           <w:lang w:val="hi_IN" w:bidi="hi_IN"/>
         </w:rPr>
         <w:t xml:space="preserve">; </w:t>
       </w:r>
-      <w:hyperlink r:id="rId113">
-        <w:r>
-          <w:rPr>
-            <w:lang w:val="hi_IN" w:bidi="hi_IN"/>
-          </w:rPr>
-          <w:rPr>
-            <w:color w:val="0000EE"/>
-            <w:u w:val="single"/>
-          </w:rPr>
-          <w:t>6:8</w:t>
-        </w:r>
-      </w:hyperlink>
+      <w:r>
+        <w:rPr>
+          <w:lang w:val="hi_IN" w:bidi="hi_IN"/>
+        </w:rPr>
+        <w:t>6:8</w:t>
+      </w:r>
       <w:r>
         <w:rPr>
           <w:lang w:val="hi_IN" w:bidi="hi_IN"/>
         </w:rPr>
         <w:t xml:space="preserve">; </w:t>
       </w:r>
-      <w:hyperlink r:id="rId114">
-        <w:r>
-          <w:rPr>
-            <w:lang w:val="hi_IN" w:bidi="hi_IN"/>
-          </w:rPr>
-          <w:rPr>
-            <w:color w:val="0000EE"/>
-            <w:u w:val="single"/>
-          </w:rPr>
-          <w:t>10:9–20</w:t>
-        </w:r>
-      </w:hyperlink>
+      <w:r>
+        <w:rPr>
+          <w:lang w:val="hi_IN" w:bidi="hi_IN"/>
+        </w:rPr>
+        <w:t>10:9–20</w:t>
+      </w:r>
       <w:r>
         <w:rPr>
           <w:lang w:val="hi_IN" w:bidi="hi_IN"/>
         </w:rPr>
         <w:t xml:space="preserve">; </w:t>
       </w:r>
-      <w:hyperlink r:id="rId115">
-        <w:r>
-          <w:rPr>
-            <w:lang w:val="hi_IN" w:bidi="hi_IN"/>
-          </w:rPr>
-          <w:rPr>
-            <w:color w:val="0000EE"/>
-            <w:u w:val="single"/>
-          </w:rPr>
-          <w:t>13:2</w:t>
-        </w:r>
-      </w:hyperlink>
+      <w:r>
+        <w:rPr>
+          <w:lang w:val="hi_IN" w:bidi="hi_IN"/>
+        </w:rPr>
+        <w:t>13:2</w:t>
+      </w:r>
       <w:r>
         <w:rPr>
           <w:lang w:val="hi_IN" w:bidi="hi_IN"/>
         </w:rPr>
         <w:t xml:space="preserve">; </w:t>
       </w:r>
-      <w:hyperlink r:id="rId116">
-        <w:r>
-          <w:rPr>
-            <w:lang w:val="hi_IN" w:bidi="hi_IN"/>
-          </w:rPr>
-          <w:rPr>
-            <w:color w:val="0000EE"/>
-            <w:u w:val="single"/>
-          </w:rPr>
-          <w:t>16:6–10</w:t>
-        </w:r>
-      </w:hyperlink>
+      <w:r>
+        <w:rPr>
+          <w:lang w:val="hi_IN" w:bidi="hi_IN"/>
+        </w:rPr>
+        <w:t>16:6–10</w:t>
+      </w:r>
       <w:r>
         <w:rPr>
           <w:lang w:val="hi_IN" w:bidi="hi_IN"/>
         </w:rPr>
         <w:t xml:space="preserve">; </w:t>
       </w:r>
-      <w:hyperlink r:id="rId117">
-        <w:r>
-          <w:rPr>
-            <w:lang w:val="hi_IN" w:bidi="hi_IN"/>
-          </w:rPr>
-          <w:rPr>
-            <w:color w:val="0000EE"/>
-            <w:u w:val="single"/>
-          </w:rPr>
-          <w:t>19:11–12</w:t>
-        </w:r>
-      </w:hyperlink>
+      <w:r>
+        <w:rPr>
+          <w:lang w:val="hi_IN" w:bidi="hi_IN"/>
+        </w:rPr>
+        <w:t>19:11–12</w:t>
+      </w:r>
       <w:r>
         <w:rPr>
           <w:lang w:val="hi_IN" w:bidi="hi_IN"/>
         </w:rPr>
         <w:t xml:space="preserve">; </w:t>
       </w:r>
-      <w:hyperlink r:id="rId118">
-        <w:r>
-          <w:rPr>
-            <w:lang w:val="hi_IN" w:bidi="hi_IN"/>
-          </w:rPr>
-          <w:rPr>
-            <w:color w:val="0000EE"/>
-            <w:u w:val="single"/>
-          </w:rPr>
-          <w:t>20:22–23</w:t>
-        </w:r>
-      </w:hyperlink>
+      <w:r>
+        <w:rPr>
+          <w:lang w:val="hi_IN" w:bidi="hi_IN"/>
+        </w:rPr>
+        <w:t>20:22–23</w:t>
+      </w:r>
       <w:r>
         <w:rPr>
           <w:lang w:val="hi_IN" w:bidi="hi_IN"/>
@@ -2782,72 +2122,48 @@
           <w:lang w:val="hi_IN" w:bidi="hi_IN"/>
         </w:rPr>
       </w:r>
-      <w:hyperlink r:id="rId119">
-        <w:r>
-          <w:rPr>
-            <w:lang w:val="hi_IN" w:bidi="hi_IN"/>
-          </w:rPr>
-          <w:rPr>
-            <w:color w:val="0000EE"/>
-            <w:u w:val="single"/>
-          </w:rPr>
-          <w:t>प्रेरितों के काम 6:5</w:t>
-        </w:r>
-      </w:hyperlink>
+      <w:r>
+        <w:rPr>
+          <w:lang w:val="hi_IN" w:bidi="hi_IN"/>
+        </w:rPr>
+        <w:t>प्रेरितों के काम 6:5</w:t>
+      </w:r>
       <w:r>
         <w:rPr>
           <w:lang w:val="hi_IN" w:bidi="hi_IN"/>
         </w:rPr>
         <w:t xml:space="preserve">; </w:t>
       </w:r>
-      <w:hyperlink r:id="rId120">
-        <w:r>
-          <w:rPr>
-            <w:lang w:val="hi_IN" w:bidi="hi_IN"/>
-          </w:rPr>
-          <w:rPr>
-            <w:color w:val="0000EE"/>
-            <w:u w:val="single"/>
-          </w:rPr>
-          <w:t>8:4–13</w:t>
-        </w:r>
-      </w:hyperlink>
+      <w:r>
+        <w:rPr>
+          <w:lang w:val="hi_IN" w:bidi="hi_IN"/>
+        </w:rPr>
+        <w:t>8:4–13</w:t>
+      </w:r>
       <w:r>
         <w:rPr>
           <w:lang w:val="hi_IN" w:bidi="hi_IN"/>
         </w:rPr>
         <w:t xml:space="preserve">, </w:t>
       </w:r>
-      <w:hyperlink r:id="rId121">
-        <w:r>
-          <w:rPr>
-            <w:lang w:val="hi_IN" w:bidi="hi_IN"/>
-          </w:rPr>
-          <w:rPr>
-            <w:color w:val="0000EE"/>
-            <w:u w:val="single"/>
-          </w:rPr>
-          <w:t>26–40</w:t>
-        </w:r>
-      </w:hyperlink>
+      <w:r>
+        <w:rPr>
+          <w:lang w:val="hi_IN" w:bidi="hi_IN"/>
+        </w:rPr>
+        <w:t>26–40</w:t>
+      </w:r>
       <w:r>
         <w:rPr>
           <w:lang w:val="hi_IN" w:bidi="hi_IN"/>
         </w:rPr>
         <w:t xml:space="preserve">; </w:t>
       </w:r>
-      <w:hyperlink r:id="rId107">
-        <w:r>
-          <w:rPr>
-            <w:lang w:val="hi_IN" w:bidi="hi_IN"/>
-          </w:rPr>
-          <w:rPr>
-            <w:color w:val="0000EE"/>
-            <w:u w:val="single"/>
-          </w:rPr>
-          <w:t>21:8–9</w:t>
-        </w:r>
-      </w:hyperlink>
+      <w:r>
+        <w:rPr>
+          <w:lang w:val="hi_IN" w:bidi="hi_IN"/>
+        </w:rPr>
+        <w:t>21:8–9</w:t>
+      </w:r>
       <w:r>
         <w:rPr>
           <w:lang w:val="hi_IN" w:bidi="hi_IN"/>
